--- a/docs/acceptance-test/per-user/24-acct.head.docx
+++ b/docs/acceptance-test/per-user/24-acct.head.docx
@@ -117,7 +117,7 @@
           <w:sz w:val="18"/>
           <w:szCs w:val="18"/>
         </w:rPr>
-        <w:t xml:space="preserve">  ·  15 checks</w:t>
+        <w:t xml:space="preserve">  ·  16 checks</w:t>
       </w:r>
     </w:p>
     <w:tbl>
@@ -4651,6 +4651,251 @@
                 <w:szCs w:val="19"/>
               </w:rPr>
               <w:t xml:space="preserve">The new password works. Nobody else can see it. HR receives a notice that you changed it (not the password).</w:t>
+            </w:r>
+          </w:p>
+        </w:tc>
+        <w:tc>
+          <w:tcPr>
+            <w:tcW w:type="dxa" w:w="620"/>
+            <w:tcBorders>
+              <w:top w:val="single" w:color="C9D0DC" w:sz="4"/>
+              <w:left w:val="single" w:color="C9D0DC" w:sz="4"/>
+              <w:bottom w:val="single" w:color="C9D0DC" w:sz="4"/>
+              <w:right w:val="single" w:color="C9D0DC" w:sz="4"/>
+            </w:tcBorders>
+            <w:tcMar>
+              <w:top w:type="dxa" w:w="70"/>
+              <w:left w:type="dxa" w:w="100"/>
+              <w:bottom w:type="dxa" w:w="70"/>
+              <w:right w:type="dxa" w:w="100"/>
+            </w:tcMar>
+            <w:vAlign w:val="center"/>
+          </w:tcPr>
+          <w:p>
+            <w:pPr>
+              <w:spacing w:after="0" w:before="0" w:line="264"/>
+              <w:jc w:val="center"/>
+            </w:pPr>
+            <w:r>
+              <w:rPr>
+                <w:rFonts w:ascii="Arial" w:cs="Arial" w:eastAsia="Arial" w:hAnsi="Arial"/>
+                <w:sz w:val="30"/>
+                <w:szCs w:val="30"/>
+              </w:rPr>
+              <w:t xml:space="preserve">☐</w:t>
+            </w:r>
+          </w:p>
+        </w:tc>
+        <w:tc>
+          <w:tcPr>
+            <w:tcW w:type="dxa" w:w="620"/>
+            <w:tcBorders>
+              <w:top w:val="single" w:color="C9D0DC" w:sz="4"/>
+              <w:left w:val="single" w:color="C9D0DC" w:sz="4"/>
+              <w:bottom w:val="single" w:color="C9D0DC" w:sz="4"/>
+              <w:right w:val="single" w:color="C9D0DC" w:sz="4"/>
+            </w:tcBorders>
+            <w:tcMar>
+              <w:top w:type="dxa" w:w="70"/>
+              <w:left w:type="dxa" w:w="100"/>
+              <w:bottom w:type="dxa" w:w="70"/>
+              <w:right w:type="dxa" w:w="100"/>
+            </w:tcMar>
+            <w:vAlign w:val="center"/>
+          </w:tcPr>
+          <w:p>
+            <w:pPr>
+              <w:spacing w:after="0" w:before="0" w:line="264"/>
+              <w:jc w:val="center"/>
+            </w:pPr>
+            <w:r>
+              <w:rPr>
+                <w:rFonts w:ascii="Arial" w:cs="Arial" w:eastAsia="Arial" w:hAnsi="Arial"/>
+                <w:sz w:val="30"/>
+                <w:szCs w:val="30"/>
+              </w:rPr>
+              <w:t xml:space="preserve">☐</w:t>
+            </w:r>
+          </w:p>
+        </w:tc>
+        <w:tc>
+          <w:tcPr>
+            <w:tcW w:type="dxa" w:w="620"/>
+            <w:tcBorders>
+              <w:top w:val="single" w:color="C9D0DC" w:sz="4"/>
+              <w:left w:val="single" w:color="C9D0DC" w:sz="4"/>
+              <w:bottom w:val="single" w:color="C9D0DC" w:sz="4"/>
+              <w:right w:val="single" w:color="C9D0DC" w:sz="4"/>
+            </w:tcBorders>
+            <w:tcMar>
+              <w:top w:type="dxa" w:w="70"/>
+              <w:left w:type="dxa" w:w="100"/>
+              <w:bottom w:type="dxa" w:w="70"/>
+              <w:right w:type="dxa" w:w="100"/>
+            </w:tcMar>
+            <w:vAlign w:val="center"/>
+          </w:tcPr>
+          <w:p>
+            <w:pPr>
+              <w:spacing w:after="0" w:before="0" w:line="264"/>
+              <w:jc w:val="center"/>
+            </w:pPr>
+            <w:r>
+              <w:rPr>
+                <w:rFonts w:ascii="Arial" w:cs="Arial" w:eastAsia="Arial" w:hAnsi="Arial"/>
+                <w:sz w:val="30"/>
+                <w:szCs w:val="30"/>
+              </w:rPr>
+              <w:t xml:space="preserve">☐</w:t>
+            </w:r>
+          </w:p>
+        </w:tc>
+        <w:tc>
+          <w:tcPr>
+            <w:tcW w:type="dxa" w:w="2040"/>
+            <w:tcBorders>
+              <w:top w:val="single" w:color="C9D0DC" w:sz="4"/>
+              <w:left w:val="single" w:color="C9D0DC" w:sz="4"/>
+              <w:bottom w:val="single" w:color="C9D0DC" w:sz="4"/>
+              <w:right w:val="single" w:color="C9D0DC" w:sz="4"/>
+            </w:tcBorders>
+            <w:tcMar>
+              <w:top w:type="dxa" w:w="70"/>
+              <w:left w:type="dxa" w:w="100"/>
+              <w:bottom w:type="dxa" w:w="70"/>
+              <w:right w:type="dxa" w:w="100"/>
+            </w:tcMar>
+            <w:vAlign w:val="top"/>
+          </w:tcPr>
+          <w:p>
+            <w:pPr>
+              <w:spacing w:after="0" w:before="0" w:line="264"/>
+            </w:pPr>
+            <w:r>
+              <w:rPr>
+                <w:rFonts w:ascii="Arial" w:cs="Arial" w:eastAsia="Arial" w:hAnsi="Arial"/>
+                <w:sz w:val="19"/>
+                <w:szCs w:val="19"/>
+              </w:rPr>
+              <w:t xml:space="preserve"> </w:t>
+            </w:r>
+          </w:p>
+        </w:tc>
+      </w:tr>
+      <w:tr>
+        <w:trPr>
+          <w:cantSplit/>
+        </w:trPr>
+        <w:tc>
+          <w:tcPr>
+            <w:tcW w:type="dxa" w:w="860"/>
+            <w:tcBorders>
+              <w:top w:val="single" w:color="C9D0DC" w:sz="4"/>
+              <w:left w:val="single" w:color="C9D0DC" w:sz="4"/>
+              <w:bottom w:val="single" w:color="C9D0DC" w:sz="4"/>
+              <w:right w:val="single" w:color="C9D0DC" w:sz="4"/>
+            </w:tcBorders>
+            <w:tcMar>
+              <w:top w:type="dxa" w:w="70"/>
+              <w:left w:type="dxa" w:w="100"/>
+              <w:bottom w:type="dxa" w:w="70"/>
+              <w:right w:type="dxa" w:w="100"/>
+            </w:tcMar>
+            <w:vAlign w:val="top"/>
+          </w:tcPr>
+          <w:p>
+            <w:pPr>
+              <w:spacing w:after="0" w:before="0" w:line="264"/>
+            </w:pPr>
+            <w:r>
+              <w:rPr>
+                <w:rFonts w:ascii="Arial" w:cs="Arial" w:eastAsia="Arial" w:hAnsi="Arial"/>
+                <w:b/>
+                <w:bCs/>
+                <w:color w:val="5B6477"/>
+                <w:sz w:val="16"/>
+                <w:szCs w:val="16"/>
+              </w:rPr>
+              <w:t xml:space="preserve">AH-15</w:t>
+            </w:r>
+          </w:p>
+        </w:tc>
+        <w:tc>
+          <w:tcPr>
+            <w:tcW w:type="dxa" w:w="5480"/>
+            <w:tcBorders>
+              <w:top w:val="single" w:color="C9D0DC" w:sz="4"/>
+              <w:left w:val="single" w:color="C9D0DC" w:sz="4"/>
+              <w:bottom w:val="single" w:color="C9D0DC" w:sz="4"/>
+              <w:right w:val="single" w:color="C9D0DC" w:sz="4"/>
+            </w:tcBorders>
+            <w:tcMar>
+              <w:top w:type="dxa" w:w="70"/>
+              <w:left w:type="dxa" w:w="100"/>
+              <w:bottom w:type="dxa" w:w="70"/>
+              <w:right w:type="dxa" w:w="100"/>
+            </w:tcMar>
+            <w:vAlign w:val="top"/>
+          </w:tcPr>
+          <w:p>
+            <w:pPr>
+              <w:spacing w:after="40" w:before="0" w:line="264"/>
+            </w:pPr>
+            <w:r>
+              <w:rPr>
+                <w:rFonts w:ascii="Arial" w:cs="Arial" w:eastAsia="Arial" w:hAnsi="Arial"/>
+                <w:b/>
+                <w:bCs/>
+                <w:sz w:val="20"/>
+                <w:szCs w:val="20"/>
+              </w:rPr>
+              <w:t xml:space="preserve">Shipping invoice of a franchise</w:t>
+            </w:r>
+          </w:p>
+          <w:p>
+            <w:pPr>
+              <w:spacing w:after="20" w:before="0" w:line="264"/>
+            </w:pPr>
+            <w:r>
+              <w:rPr>
+                <w:rFonts w:ascii="Arial" w:cs="Arial" w:eastAsia="Arial" w:hAnsi="Arial"/>
+                <w:color w:val="5B6477"/>
+                <w:sz w:val="19"/>
+                <w:szCs w:val="19"/>
+              </w:rPr>
+              <w:t xml:space="preserve">1.  </w:t>
+            </w:r>
+            <w:r>
+              <w:rPr>
+                <w:rFonts w:ascii="Arial" w:cs="Arial" w:eastAsia="Arial" w:hAnsi="Arial"/>
+                <w:sz w:val="19"/>
+                <w:szCs w:val="19"/>
+              </w:rPr>
+              <w:t xml:space="preserve">Franchise AR → open an invoice marked "shipping charge" → Record payment.</w:t>
+            </w:r>
+          </w:p>
+          <w:p>
+            <w:pPr>
+              <w:spacing w:after="0" w:before="60" w:line="264"/>
+            </w:pPr>
+            <w:r>
+              <w:rPr>
+                <w:rFonts w:ascii="Arial" w:cs="Arial" w:eastAsia="Arial" w:hAnsi="Arial"/>
+                <w:b/>
+                <w:bCs/>
+                <w:color w:val="0B1F3A"/>
+                <w:sz w:val="19"/>
+                <w:szCs w:val="19"/>
+              </w:rPr>
+              <w:t xml:space="preserve">You should see: </w:t>
+            </w:r>
+            <w:r>
+              <w:rPr>
+                <w:rFonts w:ascii="Arial" w:cs="Arial" w:eastAsia="Arial" w:hAnsi="Arial"/>
+                <w:sz w:val="19"/>
+                <w:szCs w:val="19"/>
+              </w:rPr>
+              <w:t xml:space="preserve">It is paid like any franchise invoice (penalty, interest, then the charge).</w:t>
             </w:r>
           </w:p>
         </w:tc>
@@ -4854,7 +5099,7 @@
                 <w:sz w:val="17"/>
                 <w:szCs w:val="17"/>
               </w:rPr>
-              <w:t xml:space="preserve">Passed (of 15)</w:t>
+              <w:t xml:space="preserve">Passed (of 16)</w:t>
             </w:r>
           </w:p>
         </w:tc>

--- a/docs/acceptance-test/per-user/24-acct.head.docx
+++ b/docs/acceptance-test/per-user/24-acct.head.docx
@@ -117,7 +117,7 @@
           <w:sz w:val="18"/>
           <w:szCs w:val="18"/>
         </w:rPr>
-        <w:t xml:space="preserve">  ·  16 checks</w:t>
+        <w:t xml:space="preserve">  ·  17 checks</w:t>
       </w:r>
     </w:p>
     <w:tbl>
@@ -4896,6 +4896,267 @@
                 <w:szCs w:val="19"/>
               </w:rPr>
               <w:t xml:space="preserve">It is paid like any franchise invoice (penalty, interest, then the charge).</w:t>
+            </w:r>
+          </w:p>
+        </w:tc>
+        <w:tc>
+          <w:tcPr>
+            <w:tcW w:type="dxa" w:w="620"/>
+            <w:tcBorders>
+              <w:top w:val="single" w:color="C9D0DC" w:sz="4"/>
+              <w:left w:val="single" w:color="C9D0DC" w:sz="4"/>
+              <w:bottom w:val="single" w:color="C9D0DC" w:sz="4"/>
+              <w:right w:val="single" w:color="C9D0DC" w:sz="4"/>
+            </w:tcBorders>
+            <w:tcMar>
+              <w:top w:type="dxa" w:w="70"/>
+              <w:left w:type="dxa" w:w="100"/>
+              <w:bottom w:type="dxa" w:w="70"/>
+              <w:right w:type="dxa" w:w="100"/>
+            </w:tcMar>
+            <w:vAlign w:val="center"/>
+          </w:tcPr>
+          <w:p>
+            <w:pPr>
+              <w:spacing w:after="0" w:before="0" w:line="264"/>
+              <w:jc w:val="center"/>
+            </w:pPr>
+            <w:r>
+              <w:rPr>
+                <w:rFonts w:ascii="Arial" w:cs="Arial" w:eastAsia="Arial" w:hAnsi="Arial"/>
+                <w:sz w:val="30"/>
+                <w:szCs w:val="30"/>
+              </w:rPr>
+              <w:t xml:space="preserve">☐</w:t>
+            </w:r>
+          </w:p>
+        </w:tc>
+        <w:tc>
+          <w:tcPr>
+            <w:tcW w:type="dxa" w:w="620"/>
+            <w:tcBorders>
+              <w:top w:val="single" w:color="C9D0DC" w:sz="4"/>
+              <w:left w:val="single" w:color="C9D0DC" w:sz="4"/>
+              <w:bottom w:val="single" w:color="C9D0DC" w:sz="4"/>
+              <w:right w:val="single" w:color="C9D0DC" w:sz="4"/>
+            </w:tcBorders>
+            <w:tcMar>
+              <w:top w:type="dxa" w:w="70"/>
+              <w:left w:type="dxa" w:w="100"/>
+              <w:bottom w:type="dxa" w:w="70"/>
+              <w:right w:type="dxa" w:w="100"/>
+            </w:tcMar>
+            <w:vAlign w:val="center"/>
+          </w:tcPr>
+          <w:p>
+            <w:pPr>
+              <w:spacing w:after="0" w:before="0" w:line="264"/>
+              <w:jc w:val="center"/>
+            </w:pPr>
+            <w:r>
+              <w:rPr>
+                <w:rFonts w:ascii="Arial" w:cs="Arial" w:eastAsia="Arial" w:hAnsi="Arial"/>
+                <w:sz w:val="30"/>
+                <w:szCs w:val="30"/>
+              </w:rPr>
+              <w:t xml:space="preserve">☐</w:t>
+            </w:r>
+          </w:p>
+        </w:tc>
+        <w:tc>
+          <w:tcPr>
+            <w:tcW w:type="dxa" w:w="620"/>
+            <w:tcBorders>
+              <w:top w:val="single" w:color="C9D0DC" w:sz="4"/>
+              <w:left w:val="single" w:color="C9D0DC" w:sz="4"/>
+              <w:bottom w:val="single" w:color="C9D0DC" w:sz="4"/>
+              <w:right w:val="single" w:color="C9D0DC" w:sz="4"/>
+            </w:tcBorders>
+            <w:tcMar>
+              <w:top w:type="dxa" w:w="70"/>
+              <w:left w:type="dxa" w:w="100"/>
+              <w:bottom w:type="dxa" w:w="70"/>
+              <w:right w:type="dxa" w:w="100"/>
+            </w:tcMar>
+            <w:vAlign w:val="center"/>
+          </w:tcPr>
+          <w:p>
+            <w:pPr>
+              <w:spacing w:after="0" w:before="0" w:line="264"/>
+              <w:jc w:val="center"/>
+            </w:pPr>
+            <w:r>
+              <w:rPr>
+                <w:rFonts w:ascii="Arial" w:cs="Arial" w:eastAsia="Arial" w:hAnsi="Arial"/>
+                <w:sz w:val="30"/>
+                <w:szCs w:val="30"/>
+              </w:rPr>
+              <w:t xml:space="preserve">☐</w:t>
+            </w:r>
+          </w:p>
+        </w:tc>
+        <w:tc>
+          <w:tcPr>
+            <w:tcW w:type="dxa" w:w="2040"/>
+            <w:tcBorders>
+              <w:top w:val="single" w:color="C9D0DC" w:sz="4"/>
+              <w:left w:val="single" w:color="C9D0DC" w:sz="4"/>
+              <w:bottom w:val="single" w:color="C9D0DC" w:sz="4"/>
+              <w:right w:val="single" w:color="C9D0DC" w:sz="4"/>
+            </w:tcBorders>
+            <w:tcMar>
+              <w:top w:type="dxa" w:w="70"/>
+              <w:left w:type="dxa" w:w="100"/>
+              <w:bottom w:type="dxa" w:w="70"/>
+              <w:right w:type="dxa" w:w="100"/>
+            </w:tcMar>
+            <w:vAlign w:val="top"/>
+          </w:tcPr>
+          <w:p>
+            <w:pPr>
+              <w:spacing w:after="0" w:before="0" w:line="264"/>
+            </w:pPr>
+            <w:r>
+              <w:rPr>
+                <w:rFonts w:ascii="Arial" w:cs="Arial" w:eastAsia="Arial" w:hAnsi="Arial"/>
+                <w:sz w:val="19"/>
+                <w:szCs w:val="19"/>
+              </w:rPr>
+              <w:t xml:space="preserve"> </w:t>
+            </w:r>
+          </w:p>
+        </w:tc>
+      </w:tr>
+      <w:tr>
+        <w:trPr>
+          <w:cantSplit/>
+        </w:trPr>
+        <w:tc>
+          <w:tcPr>
+            <w:tcW w:type="dxa" w:w="860"/>
+            <w:tcBorders>
+              <w:top w:val="single" w:color="C9D0DC" w:sz="4"/>
+              <w:left w:val="single" w:color="C9D0DC" w:sz="4"/>
+              <w:bottom w:val="single" w:color="C9D0DC" w:sz="4"/>
+              <w:right w:val="single" w:color="C9D0DC" w:sz="4"/>
+            </w:tcBorders>
+            <w:tcMar>
+              <w:top w:type="dxa" w:w="70"/>
+              <w:left w:type="dxa" w:w="100"/>
+              <w:bottom w:type="dxa" w:w="70"/>
+              <w:right w:type="dxa" w:w="100"/>
+            </w:tcMar>
+            <w:vAlign w:val="top"/>
+          </w:tcPr>
+          <w:p>
+            <w:pPr>
+              <w:spacing w:after="0" w:before="0" w:line="264"/>
+            </w:pPr>
+            <w:r>
+              <w:rPr>
+                <w:rFonts w:ascii="Arial" w:cs="Arial" w:eastAsia="Arial" w:hAnsi="Arial"/>
+                <w:b/>
+                <w:bCs/>
+                <w:color w:val="5B6477"/>
+                <w:sz w:val="16"/>
+                <w:szCs w:val="16"/>
+              </w:rPr>
+              <w:t xml:space="preserve">AH-16</w:t>
+            </w:r>
+          </w:p>
+        </w:tc>
+        <w:tc>
+          <w:tcPr>
+            <w:tcW w:type="dxa" w:w="5480"/>
+            <w:tcBorders>
+              <w:top w:val="single" w:color="C9D0DC" w:sz="4"/>
+              <w:left w:val="single" w:color="C9D0DC" w:sz="4"/>
+              <w:bottom w:val="single" w:color="C9D0DC" w:sz="4"/>
+              <w:right w:val="single" w:color="C9D0DC" w:sz="4"/>
+            </w:tcBorders>
+            <w:tcMar>
+              <w:top w:type="dxa" w:w="70"/>
+              <w:left w:type="dxa" w:w="100"/>
+              <w:bottom w:type="dxa" w:w="70"/>
+              <w:right w:type="dxa" w:w="100"/>
+            </w:tcMar>
+            <w:vAlign w:val="top"/>
+          </w:tcPr>
+          <w:p>
+            <w:pPr>
+              <w:spacing w:after="40" w:before="0" w:line="264"/>
+            </w:pPr>
+            <w:r>
+              <w:rPr>
+                <w:rFonts w:ascii="Arial" w:cs="Arial" w:eastAsia="Arial" w:hAnsi="Arial"/>
+                <w:b/>
+                <w:bCs/>
+                <w:sz w:val="20"/>
+                <w:szCs w:val="20"/>
+              </w:rPr>
+              <w:t xml:space="preserve">Notified of replacement tickets and differences</w:t>
+            </w:r>
+          </w:p>
+          <w:p>
+            <w:pPr>
+              <w:spacing w:after="40" w:before="0" w:line="264"/>
+            </w:pPr>
+            <w:r>
+              <w:rPr>
+                <w:rFonts w:ascii="Arial" w:cs="Arial" w:eastAsia="Arial" w:hAnsi="Arial"/>
+                <w:i/>
+                <w:iCs/>
+                <w:color w:val="5B6477"/>
+                <w:sz w:val="15"/>
+                <w:szCs w:val="15"/>
+              </w:rPr>
+              <w:t xml:space="preserve">Flow F27 · Customer return and replacement ticket</w:t>
+            </w:r>
+          </w:p>
+          <w:p>
+            <w:pPr>
+              <w:spacing w:after="20" w:before="0" w:line="264"/>
+            </w:pPr>
+            <w:r>
+              <w:rPr>
+                <w:rFonts w:ascii="Arial" w:cs="Arial" w:eastAsia="Arial" w:hAnsi="Arial"/>
+                <w:color w:val="5B6477"/>
+                <w:sz w:val="19"/>
+                <w:szCs w:val="19"/>
+              </w:rPr>
+              <w:t xml:space="preserve">1.  </w:t>
+            </w:r>
+            <w:r>
+              <w:rPr>
+                <w:rFonts w:ascii="Arial" w:cs="Arial" w:eastAsia="Arial" w:hAnsi="Arial"/>
+                <w:sz w:val="19"/>
+                <w:szCs w:val="19"/>
+              </w:rPr>
+              <w:t xml:space="preserve">Open Notifications and Replacement Tickets.</w:t>
+            </w:r>
+          </w:p>
+          <w:p>
+            <w:pPr>
+              <w:spacing w:after="0" w:before="60" w:line="264"/>
+            </w:pPr>
+            <w:r>
+              <w:rPr>
+                <w:rFonts w:ascii="Arial" w:cs="Arial" w:eastAsia="Arial" w:hAnsi="Arial"/>
+                <w:b/>
+                <w:bCs/>
+                <w:color w:val="0B1F3A"/>
+                <w:sz w:val="19"/>
+                <w:szCs w:val="19"/>
+              </w:rPr>
+              <w:t xml:space="preserve">You should see: </w:t>
+            </w:r>
+            <w:r>
+              <w:rPr>
+                <w:rFonts w:ascii="Arial" w:cs="Arial" w:eastAsia="Arial" w:hAnsi="Arial"/>
+                <w:sz w:val="19"/>
+                <w:szCs w:val="19"/>
+              </w:rPr>
+              <w:t xml:space="preserve">You see every ticket, its price difference, when it was settled and every supplier arrival.</w:t>
             </w:r>
           </w:p>
         </w:tc>
@@ -5099,7 +5360,7 @@
                 <w:sz w:val="17"/>
                 <w:szCs w:val="17"/>
               </w:rPr>
-              <w:t xml:space="preserve">Passed (of 16)</w:t>
+              <w:t xml:space="preserve">Passed (of 17)</w:t>
             </w:r>
           </w:p>
         </w:tc>

--- a/docs/acceptance-test/per-user/24-acct.head.docx
+++ b/docs/acceptance-test/per-user/24-acct.head.docx
@@ -117,7 +117,7 @@
           <w:sz w:val="18"/>
           <w:szCs w:val="18"/>
         </w:rPr>
-        <w:t xml:space="preserve">  ·  17 checks</w:t>
+        <w:t xml:space="preserve">  ·  18 checks</w:t>
       </w:r>
     </w:p>
     <w:tbl>
@@ -1064,6 +1064,273 @@
                 <w:szCs w:val="19"/>
               </w:rPr>
               <w:t xml:space="preserve">My guide shows the steps for this role only. The picture guide opens with numbered red boxes.</w:t>
+            </w:r>
+          </w:p>
+        </w:tc>
+        <w:tc>
+          <w:tcPr>
+            <w:tcW w:type="dxa" w:w="620"/>
+            <w:tcBorders>
+              <w:top w:val="single" w:color="C9D0DC" w:sz="4"/>
+              <w:left w:val="single" w:color="C9D0DC" w:sz="4"/>
+              <w:bottom w:val="single" w:color="C9D0DC" w:sz="4"/>
+              <w:right w:val="single" w:color="C9D0DC" w:sz="4"/>
+            </w:tcBorders>
+            <w:tcMar>
+              <w:top w:type="dxa" w:w="70"/>
+              <w:left w:type="dxa" w:w="100"/>
+              <w:bottom w:type="dxa" w:w="70"/>
+              <w:right w:type="dxa" w:w="100"/>
+            </w:tcMar>
+            <w:vAlign w:val="center"/>
+          </w:tcPr>
+          <w:p>
+            <w:pPr>
+              <w:spacing w:after="0" w:before="0" w:line="264"/>
+              <w:jc w:val="center"/>
+            </w:pPr>
+            <w:r>
+              <w:rPr>
+                <w:rFonts w:ascii="Arial" w:cs="Arial" w:eastAsia="Arial" w:hAnsi="Arial"/>
+                <w:sz w:val="30"/>
+                <w:szCs w:val="30"/>
+              </w:rPr>
+              <w:t xml:space="preserve">☐</w:t>
+            </w:r>
+          </w:p>
+        </w:tc>
+        <w:tc>
+          <w:tcPr>
+            <w:tcW w:type="dxa" w:w="620"/>
+            <w:tcBorders>
+              <w:top w:val="single" w:color="C9D0DC" w:sz="4"/>
+              <w:left w:val="single" w:color="C9D0DC" w:sz="4"/>
+              <w:bottom w:val="single" w:color="C9D0DC" w:sz="4"/>
+              <w:right w:val="single" w:color="C9D0DC" w:sz="4"/>
+            </w:tcBorders>
+            <w:tcMar>
+              <w:top w:type="dxa" w:w="70"/>
+              <w:left w:type="dxa" w:w="100"/>
+              <w:bottom w:type="dxa" w:w="70"/>
+              <w:right w:type="dxa" w:w="100"/>
+            </w:tcMar>
+            <w:vAlign w:val="center"/>
+          </w:tcPr>
+          <w:p>
+            <w:pPr>
+              <w:spacing w:after="0" w:before="0" w:line="264"/>
+              <w:jc w:val="center"/>
+            </w:pPr>
+            <w:r>
+              <w:rPr>
+                <w:rFonts w:ascii="Arial" w:cs="Arial" w:eastAsia="Arial" w:hAnsi="Arial"/>
+                <w:sz w:val="30"/>
+                <w:szCs w:val="30"/>
+              </w:rPr>
+              <w:t xml:space="preserve">☐</w:t>
+            </w:r>
+          </w:p>
+        </w:tc>
+        <w:tc>
+          <w:tcPr>
+            <w:tcW w:type="dxa" w:w="620"/>
+            <w:tcBorders>
+              <w:top w:val="single" w:color="C9D0DC" w:sz="4"/>
+              <w:left w:val="single" w:color="C9D0DC" w:sz="4"/>
+              <w:bottom w:val="single" w:color="C9D0DC" w:sz="4"/>
+              <w:right w:val="single" w:color="C9D0DC" w:sz="4"/>
+            </w:tcBorders>
+            <w:tcMar>
+              <w:top w:type="dxa" w:w="70"/>
+              <w:left w:type="dxa" w:w="100"/>
+              <w:bottom w:type="dxa" w:w="70"/>
+              <w:right w:type="dxa" w:w="100"/>
+            </w:tcMar>
+            <w:vAlign w:val="center"/>
+          </w:tcPr>
+          <w:p>
+            <w:pPr>
+              <w:spacing w:after="0" w:before="0" w:line="264"/>
+              <w:jc w:val="center"/>
+            </w:pPr>
+            <w:r>
+              <w:rPr>
+                <w:rFonts w:ascii="Arial" w:cs="Arial" w:eastAsia="Arial" w:hAnsi="Arial"/>
+                <w:sz w:val="30"/>
+                <w:szCs w:val="30"/>
+              </w:rPr>
+              <w:t xml:space="preserve">☐</w:t>
+            </w:r>
+          </w:p>
+        </w:tc>
+        <w:tc>
+          <w:tcPr>
+            <w:tcW w:type="dxa" w:w="2040"/>
+            <w:tcBorders>
+              <w:top w:val="single" w:color="C9D0DC" w:sz="4"/>
+              <w:left w:val="single" w:color="C9D0DC" w:sz="4"/>
+              <w:bottom w:val="single" w:color="C9D0DC" w:sz="4"/>
+              <w:right w:val="single" w:color="C9D0DC" w:sz="4"/>
+            </w:tcBorders>
+            <w:tcMar>
+              <w:top w:type="dxa" w:w="70"/>
+              <w:left w:type="dxa" w:w="100"/>
+              <w:bottom w:type="dxa" w:w="70"/>
+              <w:right w:type="dxa" w:w="100"/>
+            </w:tcMar>
+            <w:vAlign w:val="top"/>
+          </w:tcPr>
+          <w:p>
+            <w:pPr>
+              <w:spacing w:after="0" w:before="0" w:line="264"/>
+            </w:pPr>
+            <w:r>
+              <w:rPr>
+                <w:rFonts w:ascii="Arial" w:cs="Arial" w:eastAsia="Arial" w:hAnsi="Arial"/>
+                <w:sz w:val="19"/>
+                <w:szCs w:val="19"/>
+              </w:rPr>
+              <w:t xml:space="preserve"> </w:t>
+            </w:r>
+          </w:p>
+        </w:tc>
+      </w:tr>
+      <w:tr>
+        <w:trPr>
+          <w:cantSplit/>
+        </w:trPr>
+        <w:tc>
+          <w:tcPr>
+            <w:tcW w:type="dxa" w:w="860"/>
+            <w:tcBorders>
+              <w:top w:val="single" w:color="C9D0DC" w:sz="4"/>
+              <w:left w:val="single" w:color="C9D0DC" w:sz="4"/>
+              <w:bottom w:val="single" w:color="C9D0DC" w:sz="4"/>
+              <w:right w:val="single" w:color="C9D0DC" w:sz="4"/>
+            </w:tcBorders>
+            <w:tcMar>
+              <w:top w:type="dxa" w:w="70"/>
+              <w:left w:type="dxa" w:w="100"/>
+              <w:bottom w:type="dxa" w:w="70"/>
+              <w:right w:type="dxa" w:w="100"/>
+            </w:tcMar>
+            <w:vAlign w:val="top"/>
+          </w:tcPr>
+          <w:p>
+            <w:pPr>
+              <w:spacing w:after="0" w:before="0" w:line="264"/>
+            </w:pPr>
+            <w:r>
+              <w:rPr>
+                <w:rFonts w:ascii="Arial" w:cs="Arial" w:eastAsia="Arial" w:hAnsi="Arial"/>
+                <w:b/>
+                <w:bCs/>
+                <w:color w:val="5B6477"/>
+                <w:sz w:val="16"/>
+                <w:szCs w:val="16"/>
+              </w:rPr>
+              <w:t xml:space="preserve">GEN-SRCH</w:t>
+            </w:r>
+          </w:p>
+        </w:tc>
+        <w:tc>
+          <w:tcPr>
+            <w:tcW w:type="dxa" w:w="5480"/>
+            <w:tcBorders>
+              <w:top w:val="single" w:color="C9D0DC" w:sz="4"/>
+              <w:left w:val="single" w:color="C9D0DC" w:sz="4"/>
+              <w:bottom w:val="single" w:color="C9D0DC" w:sz="4"/>
+              <w:right w:val="single" w:color="C9D0DC" w:sz="4"/>
+            </w:tcBorders>
+            <w:tcMar>
+              <w:top w:type="dxa" w:w="70"/>
+              <w:left w:type="dxa" w:w="100"/>
+              <w:bottom w:type="dxa" w:w="70"/>
+              <w:right w:type="dxa" w:w="100"/>
+            </w:tcMar>
+            <w:vAlign w:val="top"/>
+          </w:tcPr>
+          <w:p>
+            <w:pPr>
+              <w:spacing w:after="40" w:before="0" w:line="264"/>
+            </w:pPr>
+            <w:r>
+              <w:rPr>
+                <w:rFonts w:ascii="Arial" w:cs="Arial" w:eastAsia="Arial" w:hAnsi="Arial"/>
+                <w:b/>
+                <w:bCs/>
+                <w:sz w:val="20"/>
+                <w:szCs w:val="20"/>
+              </w:rPr>
+              <w:t xml:space="preserve">Search a list</w:t>
+            </w:r>
+          </w:p>
+          <w:p>
+            <w:pPr>
+              <w:spacing w:after="20" w:before="0" w:line="264"/>
+            </w:pPr>
+            <w:r>
+              <w:rPr>
+                <w:rFonts w:ascii="Arial" w:cs="Arial" w:eastAsia="Arial" w:hAnsi="Arial"/>
+                <w:color w:val="5B6477"/>
+                <w:sz w:val="19"/>
+                <w:szCs w:val="19"/>
+              </w:rPr>
+              <w:t xml:space="preserve">1.  </w:t>
+            </w:r>
+            <w:r>
+              <w:rPr>
+                <w:rFonts w:ascii="Arial" w:cs="Arial" w:eastAsia="Arial" w:hAnsi="Arial"/>
+                <w:sz w:val="19"/>
+                <w:szCs w:val="19"/>
+              </w:rPr>
+              <w:t xml:space="preserve">Open a list with six or more rows (for example Sales List, Cash Fund or Chart of Accounts).</w:t>
+            </w:r>
+          </w:p>
+          <w:p>
+            <w:pPr>
+              <w:spacing w:after="20" w:before="0" w:line="264"/>
+            </w:pPr>
+            <w:r>
+              <w:rPr>
+                <w:rFonts w:ascii="Arial" w:cs="Arial" w:eastAsia="Arial" w:hAnsi="Arial"/>
+                <w:color w:val="5B6477"/>
+                <w:sz w:val="19"/>
+                <w:szCs w:val="19"/>
+              </w:rPr>
+              <w:t xml:space="preserve">2.  </w:t>
+            </w:r>
+            <w:r>
+              <w:rPr>
+                <w:rFonts w:ascii="Arial" w:cs="Arial" w:eastAsia="Arial" w:hAnsi="Arial"/>
+                <w:sz w:val="19"/>
+                <w:szCs w:val="19"/>
+              </w:rPr>
+              <w:t xml:space="preserve">Type part of a name, number or product in Search this list.</w:t>
+            </w:r>
+          </w:p>
+          <w:p>
+            <w:pPr>
+              <w:spacing w:after="0" w:before="60" w:line="264"/>
+            </w:pPr>
+            <w:r>
+              <w:rPr>
+                <w:rFonts w:ascii="Arial" w:cs="Arial" w:eastAsia="Arial" w:hAnsi="Arial"/>
+                <w:b/>
+                <w:bCs/>
+                <w:color w:val="0B1F3A"/>
+                <w:sz w:val="19"/>
+                <w:szCs w:val="19"/>
+              </w:rPr>
+              <w:t xml:space="preserve">You should see: </w:t>
+            </w:r>
+            <w:r>
+              <w:rPr>
+                <w:rFonts w:ascii="Arial" w:cs="Arial" w:eastAsia="Arial" w:hAnsi="Arial"/>
+                <w:sz w:val="19"/>
+                <w:szCs w:val="19"/>
+              </w:rPr>
+              <w:t xml:space="preserve">Only rows that contain every word you typed are shown; clearing the box shows all rows again.</w:t>
             </w:r>
           </w:p>
         </w:tc>
@@ -5360,7 +5627,7 @@
                 <w:sz w:val="17"/>
                 <w:szCs w:val="17"/>
               </w:rPr>
-              <w:t xml:space="preserve">Passed (of 17)</w:t>
+              <w:t xml:space="preserve">Passed (of 18)</w:t>
             </w:r>
           </w:p>
         </w:tc>

--- a/docs/acceptance-test/per-user/24-acct.head.docx
+++ b/docs/acceptance-test/per-user/24-acct.head.docx
@@ -117,7 +117,7 @@
           <w:sz w:val="18"/>
           <w:szCs w:val="18"/>
         </w:rPr>
-        <w:t xml:space="preserve">  ·  18 checks</w:t>
+        <w:t xml:space="preserve">  ·  19 checks</w:t>
       </w:r>
     </w:p>
     <w:tbl>
@@ -1331,6 +1331,295 @@
                 <w:szCs w:val="19"/>
               </w:rPr>
               <w:t xml:space="preserve">Only rows that contain every word you typed are shown; clearing the box shows all rows again.</w:t>
+            </w:r>
+          </w:p>
+        </w:tc>
+        <w:tc>
+          <w:tcPr>
+            <w:tcW w:type="dxa" w:w="620"/>
+            <w:tcBorders>
+              <w:top w:val="single" w:color="C9D0DC" w:sz="4"/>
+              <w:left w:val="single" w:color="C9D0DC" w:sz="4"/>
+              <w:bottom w:val="single" w:color="C9D0DC" w:sz="4"/>
+              <w:right w:val="single" w:color="C9D0DC" w:sz="4"/>
+            </w:tcBorders>
+            <w:tcMar>
+              <w:top w:type="dxa" w:w="70"/>
+              <w:left w:type="dxa" w:w="100"/>
+              <w:bottom w:type="dxa" w:w="70"/>
+              <w:right w:type="dxa" w:w="100"/>
+            </w:tcMar>
+            <w:vAlign w:val="center"/>
+          </w:tcPr>
+          <w:p>
+            <w:pPr>
+              <w:spacing w:after="0" w:before="0" w:line="264"/>
+              <w:jc w:val="center"/>
+            </w:pPr>
+            <w:r>
+              <w:rPr>
+                <w:rFonts w:ascii="Arial" w:cs="Arial" w:eastAsia="Arial" w:hAnsi="Arial"/>
+                <w:sz w:val="30"/>
+                <w:szCs w:val="30"/>
+              </w:rPr>
+              <w:t xml:space="preserve">☐</w:t>
+            </w:r>
+          </w:p>
+        </w:tc>
+        <w:tc>
+          <w:tcPr>
+            <w:tcW w:type="dxa" w:w="620"/>
+            <w:tcBorders>
+              <w:top w:val="single" w:color="C9D0DC" w:sz="4"/>
+              <w:left w:val="single" w:color="C9D0DC" w:sz="4"/>
+              <w:bottom w:val="single" w:color="C9D0DC" w:sz="4"/>
+              <w:right w:val="single" w:color="C9D0DC" w:sz="4"/>
+            </w:tcBorders>
+            <w:tcMar>
+              <w:top w:type="dxa" w:w="70"/>
+              <w:left w:type="dxa" w:w="100"/>
+              <w:bottom w:type="dxa" w:w="70"/>
+              <w:right w:type="dxa" w:w="100"/>
+            </w:tcMar>
+            <w:vAlign w:val="center"/>
+          </w:tcPr>
+          <w:p>
+            <w:pPr>
+              <w:spacing w:after="0" w:before="0" w:line="264"/>
+              <w:jc w:val="center"/>
+            </w:pPr>
+            <w:r>
+              <w:rPr>
+                <w:rFonts w:ascii="Arial" w:cs="Arial" w:eastAsia="Arial" w:hAnsi="Arial"/>
+                <w:sz w:val="30"/>
+                <w:szCs w:val="30"/>
+              </w:rPr>
+              <w:t xml:space="preserve">☐</w:t>
+            </w:r>
+          </w:p>
+        </w:tc>
+        <w:tc>
+          <w:tcPr>
+            <w:tcW w:type="dxa" w:w="620"/>
+            <w:tcBorders>
+              <w:top w:val="single" w:color="C9D0DC" w:sz="4"/>
+              <w:left w:val="single" w:color="C9D0DC" w:sz="4"/>
+              <w:bottom w:val="single" w:color="C9D0DC" w:sz="4"/>
+              <w:right w:val="single" w:color="C9D0DC" w:sz="4"/>
+            </w:tcBorders>
+            <w:tcMar>
+              <w:top w:type="dxa" w:w="70"/>
+              <w:left w:type="dxa" w:w="100"/>
+              <w:bottom w:type="dxa" w:w="70"/>
+              <w:right w:type="dxa" w:w="100"/>
+            </w:tcMar>
+            <w:vAlign w:val="center"/>
+          </w:tcPr>
+          <w:p>
+            <w:pPr>
+              <w:spacing w:after="0" w:before="0" w:line="264"/>
+              <w:jc w:val="center"/>
+            </w:pPr>
+            <w:r>
+              <w:rPr>
+                <w:rFonts w:ascii="Arial" w:cs="Arial" w:eastAsia="Arial" w:hAnsi="Arial"/>
+                <w:sz w:val="30"/>
+                <w:szCs w:val="30"/>
+              </w:rPr>
+              <w:t xml:space="preserve">☐</w:t>
+            </w:r>
+          </w:p>
+        </w:tc>
+        <w:tc>
+          <w:tcPr>
+            <w:tcW w:type="dxa" w:w="2040"/>
+            <w:tcBorders>
+              <w:top w:val="single" w:color="C9D0DC" w:sz="4"/>
+              <w:left w:val="single" w:color="C9D0DC" w:sz="4"/>
+              <w:bottom w:val="single" w:color="C9D0DC" w:sz="4"/>
+              <w:right w:val="single" w:color="C9D0DC" w:sz="4"/>
+            </w:tcBorders>
+            <w:tcMar>
+              <w:top w:type="dxa" w:w="70"/>
+              <w:left w:type="dxa" w:w="100"/>
+              <w:bottom w:type="dxa" w:w="70"/>
+              <w:right w:type="dxa" w:w="100"/>
+            </w:tcMar>
+            <w:vAlign w:val="top"/>
+          </w:tcPr>
+          <w:p>
+            <w:pPr>
+              <w:spacing w:after="0" w:before="0" w:line="264"/>
+            </w:pPr>
+            <w:r>
+              <w:rPr>
+                <w:rFonts w:ascii="Arial" w:cs="Arial" w:eastAsia="Arial" w:hAnsi="Arial"/>
+                <w:sz w:val="19"/>
+                <w:szCs w:val="19"/>
+              </w:rPr>
+              <w:t xml:space="preserve"> </w:t>
+            </w:r>
+          </w:p>
+        </w:tc>
+      </w:tr>
+      <w:tr>
+        <w:trPr>
+          <w:cantSplit/>
+        </w:trPr>
+        <w:tc>
+          <w:tcPr>
+            <w:tcW w:type="dxa" w:w="860"/>
+            <w:tcBorders>
+              <w:top w:val="single" w:color="C9D0DC" w:sz="4"/>
+              <w:left w:val="single" w:color="C9D0DC" w:sz="4"/>
+              <w:bottom w:val="single" w:color="C9D0DC" w:sz="4"/>
+              <w:right w:val="single" w:color="C9D0DC" w:sz="4"/>
+            </w:tcBorders>
+            <w:tcMar>
+              <w:top w:type="dxa" w:w="70"/>
+              <w:left w:type="dxa" w:w="100"/>
+              <w:bottom w:type="dxa" w:w="70"/>
+              <w:right w:type="dxa" w:w="100"/>
+            </w:tcMar>
+            <w:vAlign w:val="top"/>
+          </w:tcPr>
+          <w:p>
+            <w:pPr>
+              <w:spacing w:after="0" w:before="0" w:line="264"/>
+            </w:pPr>
+            <w:r>
+              <w:rPr>
+                <w:rFonts w:ascii="Arial" w:cs="Arial" w:eastAsia="Arial" w:hAnsi="Arial"/>
+                <w:b/>
+                <w:bCs/>
+                <w:color w:val="5B6477"/>
+                <w:sz w:val="16"/>
+                <w:szCs w:val="16"/>
+              </w:rPr>
+              <w:t xml:space="preserve">GEN-MEM</w:t>
+            </w:r>
+          </w:p>
+        </w:tc>
+        <w:tc>
+          <w:tcPr>
+            <w:tcW w:type="dxa" w:w="5480"/>
+            <w:tcBorders>
+              <w:top w:val="single" w:color="C9D0DC" w:sz="4"/>
+              <w:left w:val="single" w:color="C9D0DC" w:sz="4"/>
+              <w:bottom w:val="single" w:color="C9D0DC" w:sz="4"/>
+              <w:right w:val="single" w:color="C9D0DC" w:sz="4"/>
+            </w:tcBorders>
+            <w:tcMar>
+              <w:top w:type="dxa" w:w="70"/>
+              <w:left w:type="dxa" w:w="100"/>
+              <w:bottom w:type="dxa" w:w="70"/>
+              <w:right w:type="dxa" w:w="100"/>
+            </w:tcMar>
+            <w:vAlign w:val="top"/>
+          </w:tcPr>
+          <w:p>
+            <w:pPr>
+              <w:spacing w:after="40" w:before="0" w:line="264"/>
+            </w:pPr>
+            <w:r>
+              <w:rPr>
+                <w:rFonts w:ascii="Arial" w:cs="Arial" w:eastAsia="Arial" w:hAnsi="Arial"/>
+                <w:b/>
+                <w:bCs/>
+                <w:sz w:val="20"/>
+                <w:szCs w:val="20"/>
+              </w:rPr>
+              <w:t xml:space="preserve">Member page for customers (phone)</w:t>
+            </w:r>
+          </w:p>
+          <w:p>
+            <w:pPr>
+              <w:spacing w:after="20" w:before="0" w:line="264"/>
+            </w:pPr>
+            <w:r>
+              <w:rPr>
+                <w:rFonts w:ascii="Arial" w:cs="Arial" w:eastAsia="Arial" w:hAnsi="Arial"/>
+                <w:color w:val="5B6477"/>
+                <w:sz w:val="19"/>
+                <w:szCs w:val="19"/>
+              </w:rPr>
+              <w:t xml:space="preserve">1.  </w:t>
+            </w:r>
+            <w:r>
+              <w:rPr>
+                <w:rFonts w:ascii="Arial" w:cs="Arial" w:eastAsia="Arial" w:hAnsi="Arial"/>
+                <w:sz w:val="19"/>
+                <w:szCs w:val="19"/>
+              </w:rPr>
+              <w:t xml:space="preserve">Open /member on a phone.</w:t>
+            </w:r>
+          </w:p>
+          <w:p>
+            <w:pPr>
+              <w:spacing w:after="20" w:before="0" w:line="264"/>
+            </w:pPr>
+            <w:r>
+              <w:rPr>
+                <w:rFonts w:ascii="Arial" w:cs="Arial" w:eastAsia="Arial" w:hAnsi="Arial"/>
+                <w:color w:val="5B6477"/>
+                <w:sz w:val="19"/>
+                <w:szCs w:val="19"/>
+              </w:rPr>
+              <w:t xml:space="preserve">2.  </w:t>
+            </w:r>
+            <w:r>
+              <w:rPr>
+                <w:rFonts w:ascii="Arial" w:cs="Arial" w:eastAsia="Arial" w:hAnsi="Arial"/>
+                <w:sz w:val="19"/>
+                <w:szCs w:val="19"/>
+              </w:rPr>
+              <w:t xml:space="preserve">Become a member with your own mobile number, tick the agreement, create the account.</w:t>
+            </w:r>
+          </w:p>
+          <w:p>
+            <w:pPr>
+              <w:spacing w:after="20" w:before="0" w:line="264"/>
+            </w:pPr>
+            <w:r>
+              <w:rPr>
+                <w:rFonts w:ascii="Arial" w:cs="Arial" w:eastAsia="Arial" w:hAnsi="Arial"/>
+                <w:color w:val="5B6477"/>
+                <w:sz w:val="19"/>
+                <w:szCs w:val="19"/>
+              </w:rPr>
+              <w:t xml:space="preserve">3.  </w:t>
+            </w:r>
+            <w:r>
+              <w:rPr>
+                <w:rFonts w:ascii="Arial" w:cs="Arial" w:eastAsia="Arial" w:hAnsi="Arial"/>
+                <w:sz w:val="19"/>
+                <w:szCs w:val="19"/>
+              </w:rPr>
+              <w:t xml:space="preserve">My card → the QR code and member number. Ask the counter to tag a sale to you, then My purchases.</w:t>
+            </w:r>
+          </w:p>
+          <w:p>
+            <w:pPr>
+              <w:spacing w:after="0" w:before="60" w:line="264"/>
+            </w:pPr>
+            <w:r>
+              <w:rPr>
+                <w:rFonts w:ascii="Arial" w:cs="Arial" w:eastAsia="Arial" w:hAnsi="Arial"/>
+                <w:b/>
+                <w:bCs/>
+                <w:color w:val="0B1F3A"/>
+                <w:sz w:val="19"/>
+                <w:szCs w:val="19"/>
+              </w:rPr>
+              <w:t xml:space="preserve">You should see: </w:t>
+            </w:r>
+            <w:r>
+              <w:rPr>
+                <w:rFonts w:ascii="Arial" w:cs="Arial" w:eastAsia="Arial" w:hAnsi="Arial"/>
+                <w:sz w:val="19"/>
+                <w:szCs w:val="19"/>
+              </w:rPr>
+              <w:t xml:space="preserve">The QR card shows; after a tagged sale the purchase appears with its items. Sign out and in again with the mobile number and password.</w:t>
             </w:r>
           </w:p>
         </w:tc>
@@ -5627,7 +5916,7 @@
                 <w:sz w:val="17"/>
                 <w:szCs w:val="17"/>
               </w:rPr>
-              <w:t xml:space="preserve">Passed (of 18)</w:t>
+              <w:t xml:space="preserve">Passed (of 19)</w:t>
             </w:r>
           </w:p>
         </w:tc>

--- a/docs/acceptance-test/per-user/24-acct.head.docx
+++ b/docs/acceptance-test/per-user/24-acct.head.docx
@@ -117,7 +117,7 @@
           <w:sz w:val="18"/>
           <w:szCs w:val="18"/>
         </w:rPr>
-        <w:t xml:space="preserve">  ·  19 checks</w:t>
+        <w:t xml:space="preserve">  ·  20 checks</w:t>
       </w:r>
     </w:p>
     <w:tbl>
@@ -5713,6 +5713,311 @@
                 <w:szCs w:val="19"/>
               </w:rPr>
               <w:t xml:space="preserve">You see every ticket, its price difference, when it was settled and every supplier arrival.</w:t>
+            </w:r>
+          </w:p>
+        </w:tc>
+        <w:tc>
+          <w:tcPr>
+            <w:tcW w:type="dxa" w:w="620"/>
+            <w:tcBorders>
+              <w:top w:val="single" w:color="C9D0DC" w:sz="4"/>
+              <w:left w:val="single" w:color="C9D0DC" w:sz="4"/>
+              <w:bottom w:val="single" w:color="C9D0DC" w:sz="4"/>
+              <w:right w:val="single" w:color="C9D0DC" w:sz="4"/>
+            </w:tcBorders>
+            <w:tcMar>
+              <w:top w:type="dxa" w:w="70"/>
+              <w:left w:type="dxa" w:w="100"/>
+              <w:bottom w:type="dxa" w:w="70"/>
+              <w:right w:type="dxa" w:w="100"/>
+            </w:tcMar>
+            <w:vAlign w:val="center"/>
+          </w:tcPr>
+          <w:p>
+            <w:pPr>
+              <w:spacing w:after="0" w:before="0" w:line="264"/>
+              <w:jc w:val="center"/>
+            </w:pPr>
+            <w:r>
+              <w:rPr>
+                <w:rFonts w:ascii="Arial" w:cs="Arial" w:eastAsia="Arial" w:hAnsi="Arial"/>
+                <w:sz w:val="30"/>
+                <w:szCs w:val="30"/>
+              </w:rPr>
+              <w:t xml:space="preserve">☐</w:t>
+            </w:r>
+          </w:p>
+        </w:tc>
+        <w:tc>
+          <w:tcPr>
+            <w:tcW w:type="dxa" w:w="620"/>
+            <w:tcBorders>
+              <w:top w:val="single" w:color="C9D0DC" w:sz="4"/>
+              <w:left w:val="single" w:color="C9D0DC" w:sz="4"/>
+              <w:bottom w:val="single" w:color="C9D0DC" w:sz="4"/>
+              <w:right w:val="single" w:color="C9D0DC" w:sz="4"/>
+            </w:tcBorders>
+            <w:tcMar>
+              <w:top w:type="dxa" w:w="70"/>
+              <w:left w:type="dxa" w:w="100"/>
+              <w:bottom w:type="dxa" w:w="70"/>
+              <w:right w:type="dxa" w:w="100"/>
+            </w:tcMar>
+            <w:vAlign w:val="center"/>
+          </w:tcPr>
+          <w:p>
+            <w:pPr>
+              <w:spacing w:after="0" w:before="0" w:line="264"/>
+              <w:jc w:val="center"/>
+            </w:pPr>
+            <w:r>
+              <w:rPr>
+                <w:rFonts w:ascii="Arial" w:cs="Arial" w:eastAsia="Arial" w:hAnsi="Arial"/>
+                <w:sz w:val="30"/>
+                <w:szCs w:val="30"/>
+              </w:rPr>
+              <w:t xml:space="preserve">☐</w:t>
+            </w:r>
+          </w:p>
+        </w:tc>
+        <w:tc>
+          <w:tcPr>
+            <w:tcW w:type="dxa" w:w="620"/>
+            <w:tcBorders>
+              <w:top w:val="single" w:color="C9D0DC" w:sz="4"/>
+              <w:left w:val="single" w:color="C9D0DC" w:sz="4"/>
+              <w:bottom w:val="single" w:color="C9D0DC" w:sz="4"/>
+              <w:right w:val="single" w:color="C9D0DC" w:sz="4"/>
+            </w:tcBorders>
+            <w:tcMar>
+              <w:top w:type="dxa" w:w="70"/>
+              <w:left w:type="dxa" w:w="100"/>
+              <w:bottom w:type="dxa" w:w="70"/>
+              <w:right w:type="dxa" w:w="100"/>
+            </w:tcMar>
+            <w:vAlign w:val="center"/>
+          </w:tcPr>
+          <w:p>
+            <w:pPr>
+              <w:spacing w:after="0" w:before="0" w:line="264"/>
+              <w:jc w:val="center"/>
+            </w:pPr>
+            <w:r>
+              <w:rPr>
+                <w:rFonts w:ascii="Arial" w:cs="Arial" w:eastAsia="Arial" w:hAnsi="Arial"/>
+                <w:sz w:val="30"/>
+                <w:szCs w:val="30"/>
+              </w:rPr>
+              <w:t xml:space="preserve">☐</w:t>
+            </w:r>
+          </w:p>
+        </w:tc>
+        <w:tc>
+          <w:tcPr>
+            <w:tcW w:type="dxa" w:w="2040"/>
+            <w:tcBorders>
+              <w:top w:val="single" w:color="C9D0DC" w:sz="4"/>
+              <w:left w:val="single" w:color="C9D0DC" w:sz="4"/>
+              <w:bottom w:val="single" w:color="C9D0DC" w:sz="4"/>
+              <w:right w:val="single" w:color="C9D0DC" w:sz="4"/>
+            </w:tcBorders>
+            <w:tcMar>
+              <w:top w:type="dxa" w:w="70"/>
+              <w:left w:type="dxa" w:w="100"/>
+              <w:bottom w:type="dxa" w:w="70"/>
+              <w:right w:type="dxa" w:w="100"/>
+            </w:tcMar>
+            <w:vAlign w:val="top"/>
+          </w:tcPr>
+          <w:p>
+            <w:pPr>
+              <w:spacing w:after="0" w:before="0" w:line="264"/>
+            </w:pPr>
+            <w:r>
+              <w:rPr>
+                <w:rFonts w:ascii="Arial" w:cs="Arial" w:eastAsia="Arial" w:hAnsi="Arial"/>
+                <w:sz w:val="19"/>
+                <w:szCs w:val="19"/>
+              </w:rPr>
+              <w:t xml:space="preserve"> </w:t>
+            </w:r>
+          </w:p>
+        </w:tc>
+      </w:tr>
+      <w:tr>
+        <w:trPr>
+          <w:cantSplit/>
+        </w:trPr>
+        <w:tc>
+          <w:tcPr>
+            <w:tcW w:type="dxa" w:w="860"/>
+            <w:tcBorders>
+              <w:top w:val="single" w:color="C9D0DC" w:sz="4"/>
+              <w:left w:val="single" w:color="C9D0DC" w:sz="4"/>
+              <w:bottom w:val="single" w:color="C9D0DC" w:sz="4"/>
+              <w:right w:val="single" w:color="C9D0DC" w:sz="4"/>
+            </w:tcBorders>
+            <w:tcMar>
+              <w:top w:type="dxa" w:w="70"/>
+              <w:left w:type="dxa" w:w="100"/>
+              <w:bottom w:type="dxa" w:w="70"/>
+              <w:right w:type="dxa" w:w="100"/>
+            </w:tcMar>
+            <w:vAlign w:val="top"/>
+          </w:tcPr>
+          <w:p>
+            <w:pPr>
+              <w:spacing w:after="0" w:before="0" w:line="264"/>
+            </w:pPr>
+            <w:r>
+              <w:rPr>
+                <w:rFonts w:ascii="Arial" w:cs="Arial" w:eastAsia="Arial" w:hAnsi="Arial"/>
+                <w:b/>
+                <w:bCs/>
+                <w:color w:val="5B6477"/>
+                <w:sz w:val="16"/>
+                <w:szCs w:val="16"/>
+              </w:rPr>
+              <w:t xml:space="preserve">AH-PF</w:t>
+            </w:r>
+          </w:p>
+        </w:tc>
+        <w:tc>
+          <w:tcPr>
+            <w:tcW w:type="dxa" w:w="5480"/>
+            <w:tcBorders>
+              <w:top w:val="single" w:color="C9D0DC" w:sz="4"/>
+              <w:left w:val="single" w:color="C9D0DC" w:sz="4"/>
+              <w:bottom w:val="single" w:color="C9D0DC" w:sz="4"/>
+              <w:right w:val="single" w:color="C9D0DC" w:sz="4"/>
+            </w:tcBorders>
+            <w:tcMar>
+              <w:top w:type="dxa" w:w="70"/>
+              <w:left w:type="dxa" w:w="100"/>
+              <w:bottom w:type="dxa" w:w="70"/>
+              <w:right w:type="dxa" w:w="100"/>
+            </w:tcMar>
+            <w:vAlign w:val="top"/>
+          </w:tcPr>
+          <w:p>
+            <w:pPr>
+              <w:spacing w:after="40" w:before="0" w:line="264"/>
+            </w:pPr>
+            <w:r>
+              <w:rPr>
+                <w:rFonts w:ascii="Arial" w:cs="Arial" w:eastAsia="Arial" w:hAnsi="Arial"/>
+                <w:b/>
+                <w:bCs/>
+                <w:sz w:val="20"/>
+                <w:szCs w:val="20"/>
+              </w:rPr>
+              <w:t xml:space="preserve">Check the proofs of a day from the report</w:t>
+            </w:r>
+          </w:p>
+          <w:p>
+            <w:pPr>
+              <w:spacing w:after="40" w:before="0" w:line="264"/>
+            </w:pPr>
+            <w:r>
+              <w:rPr>
+                <w:rFonts w:ascii="Arial" w:cs="Arial" w:eastAsia="Arial" w:hAnsi="Arial"/>
+                <w:i/>
+                <w:iCs/>
+                <w:color w:val="5B6477"/>
+                <w:sz w:val="15"/>
+                <w:szCs w:val="15"/>
+              </w:rPr>
+              <w:t xml:space="preserve">Flow F37 · Proof of payment: uploaded once, printed with the report</w:t>
+            </w:r>
+          </w:p>
+          <w:p>
+            <w:pPr>
+              <w:spacing w:after="20" w:before="0" w:line="264"/>
+            </w:pPr>
+            <w:r>
+              <w:rPr>
+                <w:rFonts w:ascii="Arial" w:cs="Arial" w:eastAsia="Arial" w:hAnsi="Arial"/>
+                <w:color w:val="5B6477"/>
+                <w:sz w:val="19"/>
+                <w:szCs w:val="19"/>
+              </w:rPr>
+              <w:t xml:space="preserve">1.  </w:t>
+            </w:r>
+            <w:r>
+              <w:rPr>
+                <w:rFonts w:ascii="Arial" w:cs="Arial" w:eastAsia="Arial" w:hAnsi="Arial"/>
+                <w:sz w:val="19"/>
+                <w:szCs w:val="19"/>
+              </w:rPr>
+              <w:t xml:space="preserve">Reports → Daily Sales Report → PDF (or Excel) of a branch and day.</w:t>
+            </w:r>
+          </w:p>
+          <w:p>
+            <w:pPr>
+              <w:spacing w:after="20" w:before="0" w:line="264"/>
+            </w:pPr>
+            <w:r>
+              <w:rPr>
+                <w:rFonts w:ascii="Arial" w:cs="Arial" w:eastAsia="Arial" w:hAnsi="Arial"/>
+                <w:color w:val="5B6477"/>
+                <w:sz w:val="19"/>
+                <w:szCs w:val="19"/>
+              </w:rPr>
+              <w:t xml:space="preserve">2.  </w:t>
+            </w:r>
+            <w:r>
+              <w:rPr>
+                <w:rFonts w:ascii="Arial" w:cs="Arial" w:eastAsia="Arial" w:hAnsi="Arial"/>
+                <w:sz w:val="19"/>
+                <w:szCs w:val="19"/>
+              </w:rPr>
+              <w:t xml:space="preserve">At the end read the legend, the checklist and the pictures; find a sale's reference (for example ON-1) in its Proof column.</w:t>
+            </w:r>
+          </w:p>
+          <w:p>
+            <w:pPr>
+              <w:spacing w:after="20" w:before="0" w:line="264"/>
+            </w:pPr>
+            <w:r>
+              <w:rPr>
+                <w:rFonts w:ascii="Arial" w:cs="Arial" w:eastAsia="Arial" w:hAnsi="Arial"/>
+                <w:color w:val="5B6477"/>
+                <w:sz w:val="19"/>
+                <w:szCs w:val="19"/>
+              </w:rPr>
+              <w:t xml:space="preserve">3.  </w:t>
+            </w:r>
+            <w:r>
+              <w:rPr>
+                <w:rFonts w:ascii="Arial" w:cs="Arial" w:eastAsia="Arial" w:hAnsi="Arial"/>
+                <w:sz w:val="19"/>
+                <w:szCs w:val="19"/>
+              </w:rPr>
+              <w:t xml:space="preserve">Reports → Payment Proofs → choose the branch and dates → Only missing proofs → Print with the pictures (PDF).</w:t>
+            </w:r>
+          </w:p>
+          <w:p>
+            <w:pPr>
+              <w:spacing w:after="0" w:before="60" w:line="264"/>
+            </w:pPr>
+            <w:r>
+              <w:rPr>
+                <w:rFonts w:ascii="Arial" w:cs="Arial" w:eastAsia="Arial" w:hAnsi="Arial"/>
+                <w:b/>
+                <w:bCs/>
+                <w:color w:val="0B1F3A"/>
+                <w:sz w:val="19"/>
+                <w:szCs w:val="19"/>
+              </w:rPr>
+              <w:t xml:space="preserve">You should see: </w:t>
+            </w:r>
+            <w:r>
+              <w:rPr>
+                <w:rFonts w:ascii="Arial" w:cs="Arial" w:eastAsia="Arial" w:hAnsi="Arial"/>
+                <w:sz w:val="19"/>
+                <w:szCs w:val="19"/>
+              </w:rPr>
+              <w:t xml:space="preserve">Every online, card, cheque, collection, replacement payment and deposit slip shows its picture beside the right reference; anything without a proof is red and marked MISSING.</w:t>
             </w:r>
           </w:p>
         </w:tc>
@@ -5916,7 +6221,7 @@
                 <w:sz w:val="17"/>
                 <w:szCs w:val="17"/>
               </w:rPr>
-              <w:t xml:space="preserve">Passed (of 19)</w:t>
+              <w:t xml:space="preserve">Passed (of 20)</w:t>
             </w:r>
           </w:p>
         </w:tc>

--- a/docs/acceptance-test/per-user/24-acct.head.docx
+++ b/docs/acceptance-test/per-user/24-acct.head.docx
@@ -117,7 +117,7 @@
           <w:sz w:val="18"/>
           <w:szCs w:val="18"/>
         </w:rPr>
-        <w:t xml:space="preserve">  ·  20 checks</w:t>
+        <w:t xml:space="preserve">  ·  21 checks</w:t>
       </w:r>
     </w:p>
     <w:tbl>
@@ -6018,6 +6018,289 @@
                 <w:szCs w:val="19"/>
               </w:rPr>
               <w:t xml:space="preserve">Every online, card, cheque, collection, replacement payment and deposit slip shows its picture beside the right reference; anything without a proof is red and marked MISSING.</w:t>
+            </w:r>
+          </w:p>
+        </w:tc>
+        <w:tc>
+          <w:tcPr>
+            <w:tcW w:type="dxa" w:w="620"/>
+            <w:tcBorders>
+              <w:top w:val="single" w:color="C9D0DC" w:sz="4"/>
+              <w:left w:val="single" w:color="C9D0DC" w:sz="4"/>
+              <w:bottom w:val="single" w:color="C9D0DC" w:sz="4"/>
+              <w:right w:val="single" w:color="C9D0DC" w:sz="4"/>
+            </w:tcBorders>
+            <w:tcMar>
+              <w:top w:type="dxa" w:w="70"/>
+              <w:left w:type="dxa" w:w="100"/>
+              <w:bottom w:type="dxa" w:w="70"/>
+              <w:right w:type="dxa" w:w="100"/>
+            </w:tcMar>
+            <w:vAlign w:val="center"/>
+          </w:tcPr>
+          <w:p>
+            <w:pPr>
+              <w:spacing w:after="0" w:before="0" w:line="264"/>
+              <w:jc w:val="center"/>
+            </w:pPr>
+            <w:r>
+              <w:rPr>
+                <w:rFonts w:ascii="Arial" w:cs="Arial" w:eastAsia="Arial" w:hAnsi="Arial"/>
+                <w:sz w:val="30"/>
+                <w:szCs w:val="30"/>
+              </w:rPr>
+              <w:t xml:space="preserve">☐</w:t>
+            </w:r>
+          </w:p>
+        </w:tc>
+        <w:tc>
+          <w:tcPr>
+            <w:tcW w:type="dxa" w:w="620"/>
+            <w:tcBorders>
+              <w:top w:val="single" w:color="C9D0DC" w:sz="4"/>
+              <w:left w:val="single" w:color="C9D0DC" w:sz="4"/>
+              <w:bottom w:val="single" w:color="C9D0DC" w:sz="4"/>
+              <w:right w:val="single" w:color="C9D0DC" w:sz="4"/>
+            </w:tcBorders>
+            <w:tcMar>
+              <w:top w:type="dxa" w:w="70"/>
+              <w:left w:type="dxa" w:w="100"/>
+              <w:bottom w:type="dxa" w:w="70"/>
+              <w:right w:type="dxa" w:w="100"/>
+            </w:tcMar>
+            <w:vAlign w:val="center"/>
+          </w:tcPr>
+          <w:p>
+            <w:pPr>
+              <w:spacing w:after="0" w:before="0" w:line="264"/>
+              <w:jc w:val="center"/>
+            </w:pPr>
+            <w:r>
+              <w:rPr>
+                <w:rFonts w:ascii="Arial" w:cs="Arial" w:eastAsia="Arial" w:hAnsi="Arial"/>
+                <w:sz w:val="30"/>
+                <w:szCs w:val="30"/>
+              </w:rPr>
+              <w:t xml:space="preserve">☐</w:t>
+            </w:r>
+          </w:p>
+        </w:tc>
+        <w:tc>
+          <w:tcPr>
+            <w:tcW w:type="dxa" w:w="620"/>
+            <w:tcBorders>
+              <w:top w:val="single" w:color="C9D0DC" w:sz="4"/>
+              <w:left w:val="single" w:color="C9D0DC" w:sz="4"/>
+              <w:bottom w:val="single" w:color="C9D0DC" w:sz="4"/>
+              <w:right w:val="single" w:color="C9D0DC" w:sz="4"/>
+            </w:tcBorders>
+            <w:tcMar>
+              <w:top w:type="dxa" w:w="70"/>
+              <w:left w:type="dxa" w:w="100"/>
+              <w:bottom w:type="dxa" w:w="70"/>
+              <w:right w:type="dxa" w:w="100"/>
+            </w:tcMar>
+            <w:vAlign w:val="center"/>
+          </w:tcPr>
+          <w:p>
+            <w:pPr>
+              <w:spacing w:after="0" w:before="0" w:line="264"/>
+              <w:jc w:val="center"/>
+            </w:pPr>
+            <w:r>
+              <w:rPr>
+                <w:rFonts w:ascii="Arial" w:cs="Arial" w:eastAsia="Arial" w:hAnsi="Arial"/>
+                <w:sz w:val="30"/>
+                <w:szCs w:val="30"/>
+              </w:rPr>
+              <w:t xml:space="preserve">☐</w:t>
+            </w:r>
+          </w:p>
+        </w:tc>
+        <w:tc>
+          <w:tcPr>
+            <w:tcW w:type="dxa" w:w="2040"/>
+            <w:tcBorders>
+              <w:top w:val="single" w:color="C9D0DC" w:sz="4"/>
+              <w:left w:val="single" w:color="C9D0DC" w:sz="4"/>
+              <w:bottom w:val="single" w:color="C9D0DC" w:sz="4"/>
+              <w:right w:val="single" w:color="C9D0DC" w:sz="4"/>
+            </w:tcBorders>
+            <w:tcMar>
+              <w:top w:type="dxa" w:w="70"/>
+              <w:left w:type="dxa" w:w="100"/>
+              <w:bottom w:type="dxa" w:w="70"/>
+              <w:right w:type="dxa" w:w="100"/>
+            </w:tcMar>
+            <w:vAlign w:val="top"/>
+          </w:tcPr>
+          <w:p>
+            <w:pPr>
+              <w:spacing w:after="0" w:before="0" w:line="264"/>
+            </w:pPr>
+            <w:r>
+              <w:rPr>
+                <w:rFonts w:ascii="Arial" w:cs="Arial" w:eastAsia="Arial" w:hAnsi="Arial"/>
+                <w:sz w:val="19"/>
+                <w:szCs w:val="19"/>
+              </w:rPr>
+              <w:t xml:space="preserve"> </w:t>
+            </w:r>
+          </w:p>
+        </w:tc>
+      </w:tr>
+      <w:tr>
+        <w:trPr>
+          <w:cantSplit/>
+        </w:trPr>
+        <w:tc>
+          <w:tcPr>
+            <w:tcW w:type="dxa" w:w="860"/>
+            <w:tcBorders>
+              <w:top w:val="single" w:color="C9D0DC" w:sz="4"/>
+              <w:left w:val="single" w:color="C9D0DC" w:sz="4"/>
+              <w:bottom w:val="single" w:color="C9D0DC" w:sz="4"/>
+              <w:right w:val="single" w:color="C9D0DC" w:sz="4"/>
+            </w:tcBorders>
+            <w:tcMar>
+              <w:top w:type="dxa" w:w="70"/>
+              <w:left w:type="dxa" w:w="100"/>
+              <w:bottom w:type="dxa" w:w="70"/>
+              <w:right w:type="dxa" w:w="100"/>
+            </w:tcMar>
+            <w:vAlign w:val="top"/>
+          </w:tcPr>
+          <w:p>
+            <w:pPr>
+              <w:spacing w:after="0" w:before="0" w:line="264"/>
+            </w:pPr>
+            <w:r>
+              <w:rPr>
+                <w:rFonts w:ascii="Arial" w:cs="Arial" w:eastAsia="Arial" w:hAnsi="Arial"/>
+                <w:b/>
+                <w:bCs/>
+                <w:color w:val="5B6477"/>
+                <w:sz w:val="16"/>
+                <w:szCs w:val="16"/>
+              </w:rPr>
+              <w:t xml:space="preserve">AH-UG</w:t>
+            </w:r>
+          </w:p>
+        </w:tc>
+        <w:tc>
+          <w:tcPr>
+            <w:tcW w:type="dxa" w:w="5480"/>
+            <w:tcBorders>
+              <w:top w:val="single" w:color="C9D0DC" w:sz="4"/>
+              <w:left w:val="single" w:color="C9D0DC" w:sz="4"/>
+              <w:bottom w:val="single" w:color="C9D0DC" w:sz="4"/>
+              <w:right w:val="single" w:color="C9D0DC" w:sz="4"/>
+            </w:tcBorders>
+            <w:tcMar>
+              <w:top w:type="dxa" w:w="70"/>
+              <w:left w:type="dxa" w:w="100"/>
+              <w:bottom w:type="dxa" w:w="70"/>
+              <w:right w:type="dxa" w:w="100"/>
+            </w:tcMar>
+            <w:vAlign w:val="top"/>
+          </w:tcPr>
+          <w:p>
+            <w:pPr>
+              <w:spacing w:after="40" w:before="0" w:line="264"/>
+            </w:pPr>
+            <w:r>
+              <w:rPr>
+                <w:rFonts w:ascii="Arial" w:cs="Arial" w:eastAsia="Arial" w:hAnsi="Arial"/>
+                <w:b/>
+                <w:bCs/>
+                <w:sz w:val="20"/>
+                <w:szCs w:val="20"/>
+              </w:rPr>
+              <w:t xml:space="preserve">Unpaid goods in Franchise AR</w:t>
+            </w:r>
+          </w:p>
+          <w:p>
+            <w:pPr>
+              <w:spacing w:after="40" w:before="0" w:line="264"/>
+            </w:pPr>
+            <w:r>
+              <w:rPr>
+                <w:rFonts w:ascii="Arial" w:cs="Arial" w:eastAsia="Arial" w:hAnsi="Arial"/>
+                <w:i/>
+                <w:iCs/>
+                <w:color w:val="5B6477"/>
+                <w:sz w:val="15"/>
+                <w:szCs w:val="15"/>
+              </w:rPr>
+              <w:t xml:space="preserve">Flow F40 · Franchise DRs: confirm, correct, unpaid goods</w:t>
+            </w:r>
+          </w:p>
+          <w:p>
+            <w:pPr>
+              <w:spacing w:after="20" w:before="0" w:line="264"/>
+            </w:pPr>
+            <w:r>
+              <w:rPr>
+                <w:rFonts w:ascii="Arial" w:cs="Arial" w:eastAsia="Arial" w:hAnsi="Arial"/>
+                <w:color w:val="5B6477"/>
+                <w:sz w:val="19"/>
+                <w:szCs w:val="19"/>
+              </w:rPr>
+              <w:t xml:space="preserve">1.  </w:t>
+            </w:r>
+            <w:r>
+              <w:rPr>
+                <w:rFonts w:ascii="Arial" w:cs="Arial" w:eastAsia="Arial" w:hAnsi="Arial"/>
+                <w:sz w:val="19"/>
+                <w:szCs w:val="19"/>
+              </w:rPr>
+              <w:t xml:space="preserve">Franchise AR → a franchise → Unpaid goods (DRs).</w:t>
+            </w:r>
+          </w:p>
+          <w:p>
+            <w:pPr>
+              <w:spacing w:after="20" w:before="0" w:line="264"/>
+            </w:pPr>
+            <w:r>
+              <w:rPr>
+                <w:rFonts w:ascii="Arial" w:cs="Arial" w:eastAsia="Arial" w:hAnsi="Arial"/>
+                <w:color w:val="5B6477"/>
+                <w:sz w:val="19"/>
+                <w:szCs w:val="19"/>
+              </w:rPr>
+              <w:t xml:space="preserve">2.  </w:t>
+            </w:r>
+            <w:r>
+              <w:rPr>
+                <w:rFonts w:ascii="Arial" w:cs="Arial" w:eastAsia="Arial" w:hAnsi="Arial"/>
+                <w:sz w:val="19"/>
+                <w:szCs w:val="19"/>
+              </w:rPr>
+              <w:t xml:space="preserve">Click a DR.</w:t>
+            </w:r>
+          </w:p>
+          <w:p>
+            <w:pPr>
+              <w:spacing w:after="0" w:before="60" w:line="264"/>
+            </w:pPr>
+            <w:r>
+              <w:rPr>
+                <w:rFonts w:ascii="Arial" w:cs="Arial" w:eastAsia="Arial" w:hAnsi="Arial"/>
+                <w:b/>
+                <w:bCs/>
+                <w:color w:val="0B1F3A"/>
+                <w:sz w:val="19"/>
+                <w:szCs w:val="19"/>
+              </w:rPr>
+              <w:t xml:space="preserve">You should see: </w:t>
+            </w:r>
+            <w:r>
+              <w:rPr>
+                <w:rFonts w:ascii="Arial" w:cs="Arial" w:eastAsia="Arial" w:hAnsi="Arial"/>
+                <w:sz w:val="19"/>
+                <w:szCs w:val="19"/>
+              </w:rPr>
+              <w:t xml:space="preserve">The unpaid goods are listed and counted in the total; clicking opens the DR.</w:t>
             </w:r>
           </w:p>
         </w:tc>
@@ -6221,7 +6504,7 @@
                 <w:sz w:val="17"/>
                 <w:szCs w:val="17"/>
               </w:rPr>
-              <w:t xml:space="preserve">Passed (of 20)</w:t>
+              <w:t xml:space="preserve">Passed (of 21)</w:t>
             </w:r>
           </w:p>
         </w:tc>

--- a/docs/acceptance-test/per-user/24-acct.head.docx
+++ b/docs/acceptance-test/per-user/24-acct.head.docx
@@ -6254,7 +6254,7 @@
                 <w:sz w:val="19"/>
                 <w:szCs w:val="19"/>
               </w:rPr>
-              <w:t xml:space="preserve">Franchise AR → a franchise → Unpaid goods (DRs).</w:t>
+              <w:t xml:space="preserve">Franchise AR → a franchise: read Total goods AR, Total shipping AR, Total penalty and Total interest AR.</w:t>
             </w:r>
           </w:p>
           <w:p>
@@ -6276,7 +6276,7 @@
                 <w:sz w:val="19"/>
                 <w:szCs w:val="19"/>
               </w:rPr>
-              <w:t xml:space="preserve">Click a DR.</w:t>
+              <w:t xml:space="preserve">Unpaid goods (DRs) → read the penalty and interest of an overdue DR → click the DR.</w:t>
             </w:r>
           </w:p>
           <w:p>
@@ -6300,7 +6300,7 @@
                 <w:sz w:val="19"/>
                 <w:szCs w:val="19"/>
               </w:rPr>
-              <w:t xml:space="preserve">The unpaid goods are listed and counted in the total; clicking opens the DR.</w:t>
+              <w:t xml:space="preserve">The four totals are shown apart and add up to Total due. An overdue DR shows 2% penalty and 0.1% a day interest by itself; clicking opens the DR.</w:t>
             </w:r>
           </w:p>
         </w:tc>

--- a/docs/acceptance-test/per-user/24-acct.head.docx
+++ b/docs/acceptance-test/per-user/24-acct.head.docx
@@ -117,7 +117,7 @@
           <w:sz w:val="18"/>
           <w:szCs w:val="18"/>
         </w:rPr>
-        <w:t xml:space="preserve">  ·  21 checks</w:t>
+        <w:t xml:space="preserve">  ·  22 checks</w:t>
       </w:r>
     </w:p>
     <w:tbl>
@@ -6301,6 +6301,289 @@
                 <w:szCs w:val="19"/>
               </w:rPr>
               <w:t xml:space="preserve">The four totals are shown apart and add up to Total due. An overdue DR shows 2% penalty and 0.1% a day interest by itself; clicking opens the DR.</w:t>
+            </w:r>
+          </w:p>
+        </w:tc>
+        <w:tc>
+          <w:tcPr>
+            <w:tcW w:type="dxa" w:w="620"/>
+            <w:tcBorders>
+              <w:top w:val="single" w:color="C9D0DC" w:sz="4"/>
+              <w:left w:val="single" w:color="C9D0DC" w:sz="4"/>
+              <w:bottom w:val="single" w:color="C9D0DC" w:sz="4"/>
+              <w:right w:val="single" w:color="C9D0DC" w:sz="4"/>
+            </w:tcBorders>
+            <w:tcMar>
+              <w:top w:type="dxa" w:w="70"/>
+              <w:left w:type="dxa" w:w="100"/>
+              <w:bottom w:type="dxa" w:w="70"/>
+              <w:right w:type="dxa" w:w="100"/>
+            </w:tcMar>
+            <w:vAlign w:val="center"/>
+          </w:tcPr>
+          <w:p>
+            <w:pPr>
+              <w:spacing w:after="0" w:before="0" w:line="264"/>
+              <w:jc w:val="center"/>
+            </w:pPr>
+            <w:r>
+              <w:rPr>
+                <w:rFonts w:ascii="Arial" w:cs="Arial" w:eastAsia="Arial" w:hAnsi="Arial"/>
+                <w:sz w:val="30"/>
+                <w:szCs w:val="30"/>
+              </w:rPr>
+              <w:t xml:space="preserve">☐</w:t>
+            </w:r>
+          </w:p>
+        </w:tc>
+        <w:tc>
+          <w:tcPr>
+            <w:tcW w:type="dxa" w:w="620"/>
+            <w:tcBorders>
+              <w:top w:val="single" w:color="C9D0DC" w:sz="4"/>
+              <w:left w:val="single" w:color="C9D0DC" w:sz="4"/>
+              <w:bottom w:val="single" w:color="C9D0DC" w:sz="4"/>
+              <w:right w:val="single" w:color="C9D0DC" w:sz="4"/>
+            </w:tcBorders>
+            <w:tcMar>
+              <w:top w:type="dxa" w:w="70"/>
+              <w:left w:type="dxa" w:w="100"/>
+              <w:bottom w:type="dxa" w:w="70"/>
+              <w:right w:type="dxa" w:w="100"/>
+            </w:tcMar>
+            <w:vAlign w:val="center"/>
+          </w:tcPr>
+          <w:p>
+            <w:pPr>
+              <w:spacing w:after="0" w:before="0" w:line="264"/>
+              <w:jc w:val="center"/>
+            </w:pPr>
+            <w:r>
+              <w:rPr>
+                <w:rFonts w:ascii="Arial" w:cs="Arial" w:eastAsia="Arial" w:hAnsi="Arial"/>
+                <w:sz w:val="30"/>
+                <w:szCs w:val="30"/>
+              </w:rPr>
+              <w:t xml:space="preserve">☐</w:t>
+            </w:r>
+          </w:p>
+        </w:tc>
+        <w:tc>
+          <w:tcPr>
+            <w:tcW w:type="dxa" w:w="620"/>
+            <w:tcBorders>
+              <w:top w:val="single" w:color="C9D0DC" w:sz="4"/>
+              <w:left w:val="single" w:color="C9D0DC" w:sz="4"/>
+              <w:bottom w:val="single" w:color="C9D0DC" w:sz="4"/>
+              <w:right w:val="single" w:color="C9D0DC" w:sz="4"/>
+            </w:tcBorders>
+            <w:tcMar>
+              <w:top w:type="dxa" w:w="70"/>
+              <w:left w:type="dxa" w:w="100"/>
+              <w:bottom w:type="dxa" w:w="70"/>
+              <w:right w:type="dxa" w:w="100"/>
+            </w:tcMar>
+            <w:vAlign w:val="center"/>
+          </w:tcPr>
+          <w:p>
+            <w:pPr>
+              <w:spacing w:after="0" w:before="0" w:line="264"/>
+              <w:jc w:val="center"/>
+            </w:pPr>
+            <w:r>
+              <w:rPr>
+                <w:rFonts w:ascii="Arial" w:cs="Arial" w:eastAsia="Arial" w:hAnsi="Arial"/>
+                <w:sz w:val="30"/>
+                <w:szCs w:val="30"/>
+              </w:rPr>
+              <w:t xml:space="preserve">☐</w:t>
+            </w:r>
+          </w:p>
+        </w:tc>
+        <w:tc>
+          <w:tcPr>
+            <w:tcW w:type="dxa" w:w="2040"/>
+            <w:tcBorders>
+              <w:top w:val="single" w:color="C9D0DC" w:sz="4"/>
+              <w:left w:val="single" w:color="C9D0DC" w:sz="4"/>
+              <w:bottom w:val="single" w:color="C9D0DC" w:sz="4"/>
+              <w:right w:val="single" w:color="C9D0DC" w:sz="4"/>
+            </w:tcBorders>
+            <w:tcMar>
+              <w:top w:type="dxa" w:w="70"/>
+              <w:left w:type="dxa" w:w="100"/>
+              <w:bottom w:type="dxa" w:w="70"/>
+              <w:right w:type="dxa" w:w="100"/>
+            </w:tcMar>
+            <w:vAlign w:val="top"/>
+          </w:tcPr>
+          <w:p>
+            <w:pPr>
+              <w:spacing w:after="0" w:before="0" w:line="264"/>
+            </w:pPr>
+            <w:r>
+              <w:rPr>
+                <w:rFonts w:ascii="Arial" w:cs="Arial" w:eastAsia="Arial" w:hAnsi="Arial"/>
+                <w:sz w:val="19"/>
+                <w:szCs w:val="19"/>
+              </w:rPr>
+              <w:t xml:space="preserve"> </w:t>
+            </w:r>
+          </w:p>
+        </w:tc>
+      </w:tr>
+      <w:tr>
+        <w:trPr>
+          <w:cantSplit/>
+        </w:trPr>
+        <w:tc>
+          <w:tcPr>
+            <w:tcW w:type="dxa" w:w="860"/>
+            <w:tcBorders>
+              <w:top w:val="single" w:color="C9D0DC" w:sz="4"/>
+              <w:left w:val="single" w:color="C9D0DC" w:sz="4"/>
+              <w:bottom w:val="single" w:color="C9D0DC" w:sz="4"/>
+              <w:right w:val="single" w:color="C9D0DC" w:sz="4"/>
+            </w:tcBorders>
+            <w:tcMar>
+              <w:top w:type="dxa" w:w="70"/>
+              <w:left w:type="dxa" w:w="100"/>
+              <w:bottom w:type="dxa" w:w="70"/>
+              <w:right w:type="dxa" w:w="100"/>
+            </w:tcMar>
+            <w:vAlign w:val="top"/>
+          </w:tcPr>
+          <w:p>
+            <w:pPr>
+              <w:spacing w:after="0" w:before="0" w:line="264"/>
+            </w:pPr>
+            <w:r>
+              <w:rPr>
+                <w:rFonts w:ascii="Arial" w:cs="Arial" w:eastAsia="Arial" w:hAnsi="Arial"/>
+                <w:b/>
+                <w:bCs/>
+                <w:color w:val="5B6477"/>
+                <w:sz w:val="16"/>
+                <w:szCs w:val="16"/>
+              </w:rPr>
+              <w:t xml:space="preserve">AH-IS</w:t>
+            </w:r>
+          </w:p>
+        </w:tc>
+        <w:tc>
+          <w:tcPr>
+            <w:tcW w:type="dxa" w:w="5480"/>
+            <w:tcBorders>
+              <w:top w:val="single" w:color="C9D0DC" w:sz="4"/>
+              <w:left w:val="single" w:color="C9D0DC" w:sz="4"/>
+              <w:bottom w:val="single" w:color="C9D0DC" w:sz="4"/>
+              <w:right w:val="single" w:color="C9D0DC" w:sz="4"/>
+            </w:tcBorders>
+            <w:tcMar>
+              <w:top w:type="dxa" w:w="70"/>
+              <w:left w:type="dxa" w:w="100"/>
+              <w:bottom w:type="dxa" w:w="70"/>
+              <w:right w:type="dxa" w:w="100"/>
+            </w:tcMar>
+            <w:vAlign w:val="top"/>
+          </w:tcPr>
+          <w:p>
+            <w:pPr>
+              <w:spacing w:after="40" w:before="0" w:line="264"/>
+            </w:pPr>
+            <w:r>
+              <w:rPr>
+                <w:rFonts w:ascii="Arial" w:cs="Arial" w:eastAsia="Arial" w:hAnsi="Arial"/>
+                <w:b/>
+                <w:bCs/>
+                <w:sz w:val="20"/>
+                <w:szCs w:val="20"/>
+              </w:rPr>
+              <w:t xml:space="preserve">Sales figure to DR and Daily Sales Report</w:t>
+            </w:r>
+          </w:p>
+          <w:p>
+            <w:pPr>
+              <w:spacing w:after="40" w:before="0" w:line="264"/>
+            </w:pPr>
+            <w:r>
+              <w:rPr>
+                <w:rFonts w:ascii="Arial" w:cs="Arial" w:eastAsia="Arial" w:hAnsi="Arial"/>
+                <w:i/>
+                <w:iCs/>
+                <w:color w:val="5B6477"/>
+                <w:sz w:val="15"/>
+                <w:szCs w:val="15"/>
+              </w:rPr>
+              <w:t xml:space="preserve">Flow F43 · Edit a DR, DR list and sales links</w:t>
+            </w:r>
+          </w:p>
+          <w:p>
+            <w:pPr>
+              <w:spacing w:after="20" w:before="0" w:line="264"/>
+            </w:pPr>
+            <w:r>
+              <w:rPr>
+                <w:rFonts w:ascii="Arial" w:cs="Arial" w:eastAsia="Arial" w:hAnsi="Arial"/>
+                <w:color w:val="5B6477"/>
+                <w:sz w:val="19"/>
+                <w:szCs w:val="19"/>
+              </w:rPr>
+              <w:t xml:space="preserve">1.  </w:t>
+            </w:r>
+            <w:r>
+              <w:rPr>
+                <w:rFonts w:ascii="Arial" w:cs="Arial" w:eastAsia="Arial" w:hAnsi="Arial"/>
+                <w:sz w:val="19"/>
+                <w:szCs w:val="19"/>
+              </w:rPr>
+              <w:t xml:space="preserve">Inventory Reports → Daily Inventory Report for a day with sales → click a quantity under Sales.</w:t>
+            </w:r>
+          </w:p>
+          <w:p>
+            <w:pPr>
+              <w:spacing w:after="20" w:before="0" w:line="264"/>
+            </w:pPr>
+            <w:r>
+              <w:rPr>
+                <w:rFonts w:ascii="Arial" w:cs="Arial" w:eastAsia="Arial" w:hAnsi="Arial"/>
+                <w:color w:val="5B6477"/>
+                <w:sz w:val="19"/>
+                <w:szCs w:val="19"/>
+              </w:rPr>
+              <w:t xml:space="preserve">2.  </w:t>
+            </w:r>
+            <w:r>
+              <w:rPr>
+                <w:rFonts w:ascii="Arial" w:cs="Arial" w:eastAsia="Arial" w:hAnsi="Arial"/>
+                <w:sz w:val="19"/>
+                <w:szCs w:val="19"/>
+              </w:rPr>
+              <w:t xml:space="preserve">Press Open the DR, then go back and press Open the Daily Sales Report of that date.</w:t>
+            </w:r>
+          </w:p>
+          <w:p>
+            <w:pPr>
+              <w:spacing w:after="0" w:before="60" w:line="264"/>
+            </w:pPr>
+            <w:r>
+              <w:rPr>
+                <w:rFonts w:ascii="Arial" w:cs="Arial" w:eastAsia="Arial" w:hAnsi="Arial"/>
+                <w:b/>
+                <w:bCs/>
+                <w:color w:val="0B1F3A"/>
+                <w:sz w:val="19"/>
+                <w:szCs w:val="19"/>
+              </w:rPr>
+              <w:t xml:space="preserve">You should see: </w:t>
+            </w:r>
+            <w:r>
+              <w:rPr>
+                <w:rFonts w:ascii="Arial" w:cs="Arial" w:eastAsia="Arial" w:hAnsi="Arial"/>
+                <w:sz w:val="19"/>
+                <w:szCs w:val="19"/>
+              </w:rPr>
+              <w:t xml:space="preserve">The DRs behind the figure are listed; the links open the sale and the Daily Sales Report of that day.</w:t>
             </w:r>
           </w:p>
         </w:tc>
@@ -6504,7 +6787,7 @@
                 <w:sz w:val="17"/>
                 <w:szCs w:val="17"/>
               </w:rPr>
-              <w:t xml:space="preserve">Passed (of 21)</w:t>
+              <w:t xml:space="preserve">Passed (of 22)</w:t>
             </w:r>
           </w:p>
         </w:tc>

--- a/docs/acceptance-test/per-user/24-acct.head.docx
+++ b/docs/acceptance-test/per-user/24-acct.head.docx
@@ -117,7 +117,7 @@
           <w:sz w:val="18"/>
           <w:szCs w:val="18"/>
         </w:rPr>
-        <w:t xml:space="preserve">  ·  22 checks</w:t>
+        <w:t xml:space="preserve">  ·  23 checks</w:t>
       </w:r>
     </w:p>
     <w:tbl>
@@ -6584,6 +6584,289 @@
                 <w:szCs w:val="19"/>
               </w:rPr>
               <w:t xml:space="preserve">The DRs behind the figure are listed; the links open the sale and the Daily Sales Report of that day.</w:t>
+            </w:r>
+          </w:p>
+        </w:tc>
+        <w:tc>
+          <w:tcPr>
+            <w:tcW w:type="dxa" w:w="620"/>
+            <w:tcBorders>
+              <w:top w:val="single" w:color="C9D0DC" w:sz="4"/>
+              <w:left w:val="single" w:color="C9D0DC" w:sz="4"/>
+              <w:bottom w:val="single" w:color="C9D0DC" w:sz="4"/>
+              <w:right w:val="single" w:color="C9D0DC" w:sz="4"/>
+            </w:tcBorders>
+            <w:tcMar>
+              <w:top w:type="dxa" w:w="70"/>
+              <w:left w:type="dxa" w:w="100"/>
+              <w:bottom w:type="dxa" w:w="70"/>
+              <w:right w:type="dxa" w:w="100"/>
+            </w:tcMar>
+            <w:vAlign w:val="center"/>
+          </w:tcPr>
+          <w:p>
+            <w:pPr>
+              <w:spacing w:after="0" w:before="0" w:line="264"/>
+              <w:jc w:val="center"/>
+            </w:pPr>
+            <w:r>
+              <w:rPr>
+                <w:rFonts w:ascii="Arial" w:cs="Arial" w:eastAsia="Arial" w:hAnsi="Arial"/>
+                <w:sz w:val="30"/>
+                <w:szCs w:val="30"/>
+              </w:rPr>
+              <w:t xml:space="preserve">☐</w:t>
+            </w:r>
+          </w:p>
+        </w:tc>
+        <w:tc>
+          <w:tcPr>
+            <w:tcW w:type="dxa" w:w="620"/>
+            <w:tcBorders>
+              <w:top w:val="single" w:color="C9D0DC" w:sz="4"/>
+              <w:left w:val="single" w:color="C9D0DC" w:sz="4"/>
+              <w:bottom w:val="single" w:color="C9D0DC" w:sz="4"/>
+              <w:right w:val="single" w:color="C9D0DC" w:sz="4"/>
+            </w:tcBorders>
+            <w:tcMar>
+              <w:top w:type="dxa" w:w="70"/>
+              <w:left w:type="dxa" w:w="100"/>
+              <w:bottom w:type="dxa" w:w="70"/>
+              <w:right w:type="dxa" w:w="100"/>
+            </w:tcMar>
+            <w:vAlign w:val="center"/>
+          </w:tcPr>
+          <w:p>
+            <w:pPr>
+              <w:spacing w:after="0" w:before="0" w:line="264"/>
+              <w:jc w:val="center"/>
+            </w:pPr>
+            <w:r>
+              <w:rPr>
+                <w:rFonts w:ascii="Arial" w:cs="Arial" w:eastAsia="Arial" w:hAnsi="Arial"/>
+                <w:sz w:val="30"/>
+                <w:szCs w:val="30"/>
+              </w:rPr>
+              <w:t xml:space="preserve">☐</w:t>
+            </w:r>
+          </w:p>
+        </w:tc>
+        <w:tc>
+          <w:tcPr>
+            <w:tcW w:type="dxa" w:w="620"/>
+            <w:tcBorders>
+              <w:top w:val="single" w:color="C9D0DC" w:sz="4"/>
+              <w:left w:val="single" w:color="C9D0DC" w:sz="4"/>
+              <w:bottom w:val="single" w:color="C9D0DC" w:sz="4"/>
+              <w:right w:val="single" w:color="C9D0DC" w:sz="4"/>
+            </w:tcBorders>
+            <w:tcMar>
+              <w:top w:type="dxa" w:w="70"/>
+              <w:left w:type="dxa" w:w="100"/>
+              <w:bottom w:type="dxa" w:w="70"/>
+              <w:right w:type="dxa" w:w="100"/>
+            </w:tcMar>
+            <w:vAlign w:val="center"/>
+          </w:tcPr>
+          <w:p>
+            <w:pPr>
+              <w:spacing w:after="0" w:before="0" w:line="264"/>
+              <w:jc w:val="center"/>
+            </w:pPr>
+            <w:r>
+              <w:rPr>
+                <w:rFonts w:ascii="Arial" w:cs="Arial" w:eastAsia="Arial" w:hAnsi="Arial"/>
+                <w:sz w:val="30"/>
+                <w:szCs w:val="30"/>
+              </w:rPr>
+              <w:t xml:space="preserve">☐</w:t>
+            </w:r>
+          </w:p>
+        </w:tc>
+        <w:tc>
+          <w:tcPr>
+            <w:tcW w:type="dxa" w:w="2040"/>
+            <w:tcBorders>
+              <w:top w:val="single" w:color="C9D0DC" w:sz="4"/>
+              <w:left w:val="single" w:color="C9D0DC" w:sz="4"/>
+              <w:bottom w:val="single" w:color="C9D0DC" w:sz="4"/>
+              <w:right w:val="single" w:color="C9D0DC" w:sz="4"/>
+            </w:tcBorders>
+            <w:tcMar>
+              <w:top w:type="dxa" w:w="70"/>
+              <w:left w:type="dxa" w:w="100"/>
+              <w:bottom w:type="dxa" w:w="70"/>
+              <w:right w:type="dxa" w:w="100"/>
+            </w:tcMar>
+            <w:vAlign w:val="top"/>
+          </w:tcPr>
+          <w:p>
+            <w:pPr>
+              <w:spacing w:after="0" w:before="0" w:line="264"/>
+            </w:pPr>
+            <w:r>
+              <w:rPr>
+                <w:rFonts w:ascii="Arial" w:cs="Arial" w:eastAsia="Arial" w:hAnsi="Arial"/>
+                <w:sz w:val="19"/>
+                <w:szCs w:val="19"/>
+              </w:rPr>
+              <w:t xml:space="preserve"> </w:t>
+            </w:r>
+          </w:p>
+        </w:tc>
+      </w:tr>
+      <w:tr>
+        <w:trPr>
+          <w:cantSplit/>
+        </w:trPr>
+        <w:tc>
+          <w:tcPr>
+            <w:tcW w:type="dxa" w:w="860"/>
+            <w:tcBorders>
+              <w:top w:val="single" w:color="C9D0DC" w:sz="4"/>
+              <w:left w:val="single" w:color="C9D0DC" w:sz="4"/>
+              <w:bottom w:val="single" w:color="C9D0DC" w:sz="4"/>
+              <w:right w:val="single" w:color="C9D0DC" w:sz="4"/>
+            </w:tcBorders>
+            <w:tcMar>
+              <w:top w:type="dxa" w:w="70"/>
+              <w:left w:type="dxa" w:w="100"/>
+              <w:bottom w:type="dxa" w:w="70"/>
+              <w:right w:type="dxa" w:w="100"/>
+            </w:tcMar>
+            <w:vAlign w:val="top"/>
+          </w:tcPr>
+          <w:p>
+            <w:pPr>
+              <w:spacing w:after="0" w:before="0" w:line="264"/>
+            </w:pPr>
+            <w:r>
+              <w:rPr>
+                <w:rFonts w:ascii="Arial" w:cs="Arial" w:eastAsia="Arial" w:hAnsi="Arial"/>
+                <w:b/>
+                <w:bCs/>
+                <w:color w:val="5B6477"/>
+                <w:sz w:val="16"/>
+                <w:szCs w:val="16"/>
+              </w:rPr>
+              <w:t xml:space="preserve">AH-REM</w:t>
+            </w:r>
+          </w:p>
+        </w:tc>
+        <w:tc>
+          <w:tcPr>
+            <w:tcW w:type="dxa" w:w="5480"/>
+            <w:tcBorders>
+              <w:top w:val="single" w:color="C9D0DC" w:sz="4"/>
+              <w:left w:val="single" w:color="C9D0DC" w:sz="4"/>
+              <w:bottom w:val="single" w:color="C9D0DC" w:sz="4"/>
+              <w:right w:val="single" w:color="C9D0DC" w:sz="4"/>
+            </w:tcBorders>
+            <w:tcMar>
+              <w:top w:type="dxa" w:w="70"/>
+              <w:left w:type="dxa" w:w="100"/>
+              <w:bottom w:type="dxa" w:w="70"/>
+              <w:right w:type="dxa" w:w="100"/>
+            </w:tcMar>
+            <w:vAlign w:val="top"/>
+          </w:tcPr>
+          <w:p>
+            <w:pPr>
+              <w:spacing w:after="40" w:before="0" w:line="264"/>
+            </w:pPr>
+            <w:r>
+              <w:rPr>
+                <w:rFonts w:ascii="Arial" w:cs="Arial" w:eastAsia="Arial" w:hAnsi="Arial"/>
+                <w:b/>
+                <w:bCs/>
+                <w:sz w:val="20"/>
+                <w:szCs w:val="20"/>
+              </w:rPr>
+              <w:t xml:space="preserve">Approve a card remittance</w:t>
+            </w:r>
+          </w:p>
+          <w:p>
+            <w:pPr>
+              <w:spacing w:after="40" w:before="0" w:line="264"/>
+            </w:pPr>
+            <w:r>
+              <w:rPr>
+                <w:rFonts w:ascii="Arial" w:cs="Arial" w:eastAsia="Arial" w:hAnsi="Arial"/>
+                <w:i/>
+                <w:iCs/>
+                <w:color w:val="5B6477"/>
+                <w:sz w:val="15"/>
+                <w:szCs w:val="15"/>
+              </w:rPr>
+              <w:t xml:space="preserve">Flow F46 · Editable online income, card amount and card remittance</w:t>
+            </w:r>
+          </w:p>
+          <w:p>
+            <w:pPr>
+              <w:spacing w:after="20" w:before="0" w:line="264"/>
+            </w:pPr>
+            <w:r>
+              <w:rPr>
+                <w:rFonts w:ascii="Arial" w:cs="Arial" w:eastAsia="Arial" w:hAnsi="Arial"/>
+                <w:color w:val="5B6477"/>
+                <w:sz w:val="19"/>
+                <w:szCs w:val="19"/>
+              </w:rPr>
+              <w:t xml:space="preserve">1.  </w:t>
+            </w:r>
+            <w:r>
+              <w:rPr>
+                <w:rFonts w:ascii="Arial" w:cs="Arial" w:eastAsia="Arial" w:hAnsi="Arial"/>
+                <w:sz w:val="19"/>
+                <w:szCs w:val="19"/>
+              </w:rPr>
+              <w:t xml:space="preserve">My Approvals → Card remittance → check gross, bank charge and net against the bank statement → Approve.</w:t>
+            </w:r>
+          </w:p>
+          <w:p>
+            <w:pPr>
+              <w:spacing w:after="20" w:before="0" w:line="264"/>
+            </w:pPr>
+            <w:r>
+              <w:rPr>
+                <w:rFonts w:ascii="Arial" w:cs="Arial" w:eastAsia="Arial" w:hAnsi="Arial"/>
+                <w:color w:val="5B6477"/>
+                <w:sz w:val="19"/>
+                <w:szCs w:val="19"/>
+              </w:rPr>
+              <w:t xml:space="preserve">2.  </w:t>
+            </w:r>
+            <w:r>
+              <w:rPr>
+                <w:rFonts w:ascii="Arial" w:cs="Arial" w:eastAsia="Arial" w:hAnsi="Arial"/>
+                <w:sz w:val="19"/>
+                <w:szCs w:val="19"/>
+              </w:rPr>
+              <w:t xml:space="preserve">Journal Entries → open the entry.</w:t>
+            </w:r>
+          </w:p>
+          <w:p>
+            <w:pPr>
+              <w:spacing w:after="0" w:before="60" w:line="264"/>
+            </w:pPr>
+            <w:r>
+              <w:rPr>
+                <w:rFonts w:ascii="Arial" w:cs="Arial" w:eastAsia="Arial" w:hAnsi="Arial"/>
+                <w:b/>
+                <w:bCs/>
+                <w:color w:val="0B1F3A"/>
+                <w:sz w:val="19"/>
+                <w:szCs w:val="19"/>
+              </w:rPr>
+              <w:t xml:space="preserve">You should see: </w:t>
+            </w:r>
+            <w:r>
+              <w:rPr>
+                <w:rFonts w:ascii="Arial" w:cs="Arial" w:eastAsia="Arial" w:hAnsi="Arial"/>
+                <w:sz w:val="19"/>
+                <w:szCs w:val="19"/>
+              </w:rPr>
+              <w:t xml:space="preserve">Dr Bank (net) + Dr MDR – Credit Card (fee) / Cr AR – Credit Card (gross) are posted; the sales are marked cleared and cannot be remitted twice. The dashboard card Card sales waiting for the bank counts the rest.</w:t>
             </w:r>
           </w:p>
         </w:tc>
@@ -6787,7 +7070,7 @@
                 <w:sz w:val="17"/>
                 <w:szCs w:val="17"/>
               </w:rPr>
-              <w:t xml:space="preserve">Passed (of 22)</w:t>
+              <w:t xml:space="preserve">Passed (of 23)</w:t>
             </w:r>
           </w:p>
         </w:tc>

--- a/docs/acceptance-test/per-user/24-acct.head.docx
+++ b/docs/acceptance-test/per-user/24-acct.head.docx
@@ -117,7 +117,7 @@
           <w:sz w:val="18"/>
           <w:szCs w:val="18"/>
         </w:rPr>
-        <w:t xml:space="preserve">  ·  23 checks</w:t>
+        <w:t xml:space="preserve">  ·  25 checks</w:t>
       </w:r>
     </w:p>
     <w:tbl>
@@ -1785,7 +1785,7 @@
                 <w:sz w:val="16"/>
                 <w:szCs w:val="16"/>
               </w:rPr>
-              <w:t xml:space="preserve">AH-01</w:t>
+              <w:t xml:space="preserve">CM-SRCH</w:t>
             </w:r>
           </w:p>
         </w:tc>
@@ -1818,23 +1818,7 @@
                 <w:sz w:val="20"/>
                 <w:szCs w:val="20"/>
               </w:rPr>
-              <w:t xml:space="preserve">Approve a customer payment with its proof</w:t>
-            </w:r>
-          </w:p>
-          <w:p>
-            <w:pPr>
-              <w:spacing w:after="40" w:before="0" w:line="264"/>
-            </w:pPr>
-            <w:r>
-              <w:rPr>
-                <w:rFonts w:ascii="Arial" w:cs="Arial" w:eastAsia="Arial" w:hAnsi="Arial"/>
-                <w:i/>
-                <w:iCs/>
-                <w:color w:val="5B6477"/>
-                <w:sz w:val="15"/>
-                <w:szCs w:val="15"/>
-              </w:rPr>
-              <w:t xml:space="preserve">Flow F5 · Credit sale and collection</w:t>
+              <w:t xml:space="preserve">Dashboard search and Stock on Hand layout</w:t>
             </w:r>
           </w:p>
           <w:p>
@@ -1856,7 +1840,7 @@
                 <w:sz w:val="19"/>
                 <w:szCs w:val="19"/>
               </w:rPr>
-              <w:t xml:space="preserve">My Approvals → AR payment.</w:t>
+              <w:t xml:space="preserve">Dashboard → type part of a screen name in the search box.</w:t>
             </w:r>
           </w:p>
           <w:p>
@@ -1878,7 +1862,7 @@
                 <w:sz w:val="19"/>
                 <w:szCs w:val="19"/>
               </w:rPr>
-              <w:t xml:space="preserve">Click the proof picture to enlarge it; check the account deposited to, customer, amount and invoices → Approve.</w:t>
+              <w:t xml:space="preserve">Stock on Hand → look at an item with several flavors or expiry dates (if your account sees stock).</w:t>
             </w:r>
           </w:p>
           <w:p>
@@ -1902,7 +1886,7 @@
                 <w:sz w:val="19"/>
                 <w:szCs w:val="19"/>
               </w:rPr>
-              <w:t xml:space="preserve">Everything is on the Approvals page. The balance drops and a credit note is issued.</w:t>
+              <w:t xml:space="preserve">The matching screens are listed. Flavors and expiry dates are shown as labelled rows with their quantity.</w:t>
             </w:r>
           </w:p>
         </w:tc>
@@ -2068,7 +2052,7 @@
                 <w:sz w:val="16"/>
                 <w:szCs w:val="16"/>
               </w:rPr>
-              <w:t xml:space="preserve">AH-02</w:t>
+              <w:t xml:space="preserve">AH-01</w:t>
             </w:r>
           </w:p>
         </w:tc>
@@ -2101,7 +2085,7 @@
                 <w:sz w:val="20"/>
                 <w:szCs w:val="20"/>
               </w:rPr>
-              <w:t xml:space="preserve">Reject with a reason</w:t>
+              <w:t xml:space="preserve">Approve a customer payment with its proof</w:t>
             </w:r>
           </w:p>
           <w:p>
@@ -2139,7 +2123,7 @@
                 <w:sz w:val="19"/>
                 <w:szCs w:val="19"/>
               </w:rPr>
-              <w:t xml:space="preserve">On another AR payment press Reject.</w:t>
+              <w:t xml:space="preserve">My Approvals → AR payment.</w:t>
             </w:r>
           </w:p>
           <w:p>
@@ -2161,7 +2145,7 @@
                 <w:sz w:val="19"/>
                 <w:szCs w:val="19"/>
               </w:rPr>
-              <w:t xml:space="preserve">Try without a reason, then pick 'Wrong amount' (or type another).</w:t>
+              <w:t xml:space="preserve">Click the proof picture to enlarge it; check the account deposited to, customer, amount and invoices → Approve.</w:t>
             </w:r>
           </w:p>
           <w:p>
@@ -2185,7 +2169,7 @@
                 <w:sz w:val="19"/>
                 <w:szCs w:val="19"/>
               </w:rPr>
-              <w:t xml:space="preserve">A reason is required. The branch sees it in its notification.</w:t>
+              <w:t xml:space="preserve">Everything is on the Approvals page. The balance drops and a credit note is issued.</w:t>
             </w:r>
           </w:p>
         </w:tc>
@@ -2351,7 +2335,7 @@
                 <w:sz w:val="16"/>
                 <w:szCs w:val="16"/>
               </w:rPr>
-              <w:t xml:space="preserve">AH-03</w:t>
+              <w:t xml:space="preserve">AH-02</w:t>
             </w:r>
           </w:p>
         </w:tc>
@@ -2384,7 +2368,23 @@
                 <w:sz w:val="20"/>
                 <w:szCs w:val="20"/>
               </w:rPr>
-              <w:t xml:space="preserve">Edit a journal entry</w:t>
+              <w:t xml:space="preserve">Reject with a reason</w:t>
+            </w:r>
+          </w:p>
+          <w:p>
+            <w:pPr>
+              <w:spacing w:after="40" w:before="0" w:line="264"/>
+            </w:pPr>
+            <w:r>
+              <w:rPr>
+                <w:rFonts w:ascii="Arial" w:cs="Arial" w:eastAsia="Arial" w:hAnsi="Arial"/>
+                <w:i/>
+                <w:iCs/>
+                <w:color w:val="5B6477"/>
+                <w:sz w:val="15"/>
+                <w:szCs w:val="15"/>
+              </w:rPr>
+              <w:t xml:space="preserve">Flow F5 · Credit sale and collection</w:t>
             </w:r>
           </w:p>
           <w:p>
@@ -2406,7 +2406,29 @@
                 <w:sz w:val="19"/>
                 <w:szCs w:val="19"/>
               </w:rPr>
-              <w:t xml:space="preserve">Journal Entries → open one → Edit entry → change lines (unbalanced first, then balanced) → reason → Save.</w:t>
+              <w:t xml:space="preserve">On another AR payment press Reject.</w:t>
+            </w:r>
+          </w:p>
+          <w:p>
+            <w:pPr>
+              <w:spacing w:after="20" w:before="0" w:line="264"/>
+            </w:pPr>
+            <w:r>
+              <w:rPr>
+                <w:rFonts w:ascii="Arial" w:cs="Arial" w:eastAsia="Arial" w:hAnsi="Arial"/>
+                <w:color w:val="5B6477"/>
+                <w:sz w:val="19"/>
+                <w:szCs w:val="19"/>
+              </w:rPr>
+              <w:t xml:space="preserve">2.  </w:t>
+            </w:r>
+            <w:r>
+              <w:rPr>
+                <w:rFonts w:ascii="Arial" w:cs="Arial" w:eastAsia="Arial" w:hAnsi="Arial"/>
+                <w:sz w:val="19"/>
+                <w:szCs w:val="19"/>
+              </w:rPr>
+              <w:t xml:space="preserve">Try without a reason, then pick 'Wrong amount' (or type another).</w:t>
             </w:r>
           </w:p>
           <w:p>
@@ -2430,7 +2452,7 @@
                 <w:sz w:val="19"/>
                 <w:szCs w:val="19"/>
               </w:rPr>
-              <w:t xml:space="preserve">Unbalanced lines are refused. The maker and the Owner are notified.</w:t>
+              <w:t xml:space="preserve">A reason is required. The branch sees it in its notification.</w:t>
             </w:r>
           </w:p>
         </w:tc>
@@ -2596,7 +2618,7 @@
                 <w:sz w:val="16"/>
                 <w:szCs w:val="16"/>
               </w:rPr>
-              <w:t xml:space="preserve">AH-04</w:t>
+              <w:t xml:space="preserve">AH-03</w:t>
             </w:r>
           </w:p>
         </w:tc>
@@ -2629,23 +2651,7 @@
                 <w:sz w:val="20"/>
                 <w:szCs w:val="20"/>
               </w:rPr>
-              <w:t xml:space="preserve">Trial balance and period lock</w:t>
-            </w:r>
-          </w:p>
-          <w:p>
-            <w:pPr>
-              <w:spacing w:after="40" w:before="0" w:line="264"/>
-            </w:pPr>
-            <w:r>
-              <w:rPr>
-                <w:rFonts w:ascii="Arial" w:cs="Arial" w:eastAsia="Arial" w:hAnsi="Arial"/>
-                <w:i/>
-                <w:iCs/>
-                <w:color w:val="5B6477"/>
-                <w:sz w:val="15"/>
-                <w:szCs w:val="15"/>
-              </w:rPr>
-              <w:t xml:space="preserve">Flow F13 · Month-end lock</w:t>
+              <w:t xml:space="preserve">Edit a journal entry</w:t>
             </w:r>
           </w:p>
           <w:p>
@@ -2667,29 +2673,7 @@
                 <w:sz w:val="19"/>
                 <w:szCs w:val="19"/>
               </w:rPr>
-              <w:t xml:space="preserve">Trial Balance.</w:t>
-            </w:r>
-          </w:p>
-          <w:p>
-            <w:pPr>
-              <w:spacing w:after="20" w:before="0" w:line="264"/>
-            </w:pPr>
-            <w:r>
-              <w:rPr>
-                <w:rFonts w:ascii="Arial" w:cs="Arial" w:eastAsia="Arial" w:hAnsi="Arial"/>
-                <w:color w:val="5B6477"/>
-                <w:sz w:val="19"/>
-                <w:szCs w:val="19"/>
-              </w:rPr>
-              <w:t xml:space="preserve">2.  </w:t>
-            </w:r>
-            <w:r>
-              <w:rPr>
-                <w:rFonts w:ascii="Arial" w:cs="Arial" w:eastAsia="Arial" w:hAnsi="Arial"/>
-                <w:sz w:val="19"/>
-                <w:szCs w:val="19"/>
-              </w:rPr>
-              <w:t xml:space="preserve">Periods &amp; Opening → request a period lock.</w:t>
+              <w:t xml:space="preserve">Journal Entries → open one → Edit entry → change lines (unbalanced first, then balanced) → reason → Save.</w:t>
             </w:r>
           </w:p>
           <w:p>
@@ -2713,7 +2697,7 @@
                 <w:sz w:val="19"/>
                 <w:szCs w:val="19"/>
               </w:rPr>
-              <w:t xml:space="preserve">Beginning balances show. The lock waits for the Owner.</w:t>
+              <w:t xml:space="preserve">Unbalanced lines are refused. The maker and the Owner are notified.</w:t>
             </w:r>
           </w:p>
         </w:tc>
@@ -2879,7 +2863,7 @@
                 <w:sz w:val="16"/>
                 <w:szCs w:val="16"/>
               </w:rPr>
-              <w:t xml:space="preserve">AH-05</w:t>
+              <w:t xml:space="preserve">AH-04</w:t>
             </w:r>
           </w:p>
         </w:tc>
@@ -2912,7 +2896,7 @@
                 <w:sz w:val="20"/>
                 <w:szCs w:val="20"/>
               </w:rPr>
-              <w:t xml:space="preserve">Close payroll</w:t>
+              <w:t xml:space="preserve">Trial balance and period lock</w:t>
             </w:r>
           </w:p>
           <w:p>
@@ -2928,7 +2912,7 @@
                 <w:sz w:val="15"/>
                 <w:szCs w:val="15"/>
               </w:rPr>
-              <w:t xml:space="preserve">Flow F12 · New employee to payroll</w:t>
+              <w:t xml:space="preserve">Flow F13 · Month-end lock</w:t>
             </w:r>
           </w:p>
           <w:p>
@@ -2950,7 +2934,29 @@
                 <w:sz w:val="19"/>
                 <w:szCs w:val="19"/>
               </w:rPr>
-              <w:t xml:space="preserve">Payroll → HR's finalized run → choose the paying bank account → Close.</w:t>
+              <w:t xml:space="preserve">Trial Balance.</w:t>
+            </w:r>
+          </w:p>
+          <w:p>
+            <w:pPr>
+              <w:spacing w:after="20" w:before="0" w:line="264"/>
+            </w:pPr>
+            <w:r>
+              <w:rPr>
+                <w:rFonts w:ascii="Arial" w:cs="Arial" w:eastAsia="Arial" w:hAnsi="Arial"/>
+                <w:color w:val="5B6477"/>
+                <w:sz w:val="19"/>
+                <w:szCs w:val="19"/>
+              </w:rPr>
+              <w:t xml:space="preserve">2.  </w:t>
+            </w:r>
+            <w:r>
+              <w:rPr>
+                <w:rFonts w:ascii="Arial" w:cs="Arial" w:eastAsia="Arial" w:hAnsi="Arial"/>
+                <w:sz w:val="19"/>
+                <w:szCs w:val="19"/>
+              </w:rPr>
+              <w:t xml:space="preserve">Periods &amp; Opening → request a period lock.</w:t>
             </w:r>
           </w:p>
           <w:p>
@@ -2974,7 +2980,7 @@
                 <w:sz w:val="19"/>
                 <w:szCs w:val="19"/>
               </w:rPr>
-              <w:t xml:space="preserve">The run is closed and posted.</w:t>
+              <w:t xml:space="preserve">Beginning balances show. The lock waits for the Owner.</w:t>
             </w:r>
           </w:p>
         </w:tc>
@@ -3140,7 +3146,7 @@
                 <w:sz w:val="16"/>
                 <w:szCs w:val="16"/>
               </w:rPr>
-              <w:t xml:space="preserve">AH-06</w:t>
+              <w:t xml:space="preserve">AH-05</w:t>
             </w:r>
           </w:p>
         </w:tc>
@@ -3173,7 +3179,7 @@
                 <w:sz w:val="20"/>
                 <w:szCs w:val="20"/>
               </w:rPr>
-              <w:t xml:space="preserve">E-commerce payout</w:t>
+              <w:t xml:space="preserve">Close payroll</w:t>
             </w:r>
           </w:p>
           <w:p>
@@ -3189,7 +3195,7 @@
                 <w:sz w:val="15"/>
                 <w:szCs w:val="15"/>
               </w:rPr>
-              <w:t xml:space="preserve">Flow F11 · E-commerce order to payout</w:t>
+              <w:t xml:space="preserve">Flow F12 · New employee to payroll</w:t>
             </w:r>
           </w:p>
           <w:p>
@@ -3211,7 +3217,7 @@
                 <w:sz w:val="19"/>
                 <w:szCs w:val="19"/>
               </w:rPr>
-              <w:t xml:space="preserve">My Approvals → TikTok payout → check the ✓ line → Approve.</w:t>
+              <w:t xml:space="preserve">Payroll → HR's finalized run → choose the paying bank account → Close.</w:t>
             </w:r>
           </w:p>
           <w:p>
@@ -3235,7 +3241,7 @@
                 <w:sz w:val="19"/>
                 <w:szCs w:val="19"/>
               </w:rPr>
-              <w:t xml:space="preserve">Sales, each fee, withholding tax, payout and cost of sales are posted.</w:t>
+              <w:t xml:space="preserve">The run is closed and posted.</w:t>
             </w:r>
           </w:p>
         </w:tc>
@@ -3401,7 +3407,7 @@
                 <w:sz w:val="16"/>
                 <w:szCs w:val="16"/>
               </w:rPr>
-              <w:t xml:space="preserve">AH-07</w:t>
+              <w:t xml:space="preserve">AH-06</w:t>
             </w:r>
           </w:p>
         </w:tc>
@@ -3434,7 +3440,23 @@
                 <w:sz w:val="20"/>
                 <w:szCs w:val="20"/>
               </w:rPr>
-              <w:t xml:space="preserve">Bank &amp; Office</w:t>
+              <w:t xml:space="preserve">E-commerce payout</w:t>
+            </w:r>
+          </w:p>
+          <w:p>
+            <w:pPr>
+              <w:spacing w:after="40" w:before="0" w:line="264"/>
+            </w:pPr>
+            <w:r>
+              <w:rPr>
+                <w:rFonts w:ascii="Arial" w:cs="Arial" w:eastAsia="Arial" w:hAnsi="Arial"/>
+                <w:i/>
+                <w:iCs/>
+                <w:color w:val="5B6477"/>
+                <w:sz w:val="15"/>
+                <w:szCs w:val="15"/>
+              </w:rPr>
+              <w:t xml:space="preserve">Flow F11 · E-commerce order to payout</w:t>
             </w:r>
           </w:p>
           <w:p>
@@ -3456,7 +3478,7 @@
                 <w:sz w:val="19"/>
                 <w:szCs w:val="19"/>
               </w:rPr>
-              <w:t xml:space="preserve">Record a bank entry with Gcash (GWS) or a bank.</w:t>
+              <w:t xml:space="preserve">My Approvals → TikTok payout → check the ✓ line → Approve.</w:t>
             </w:r>
           </w:p>
           <w:p>
@@ -3480,7 +3502,7 @@
                 <w:sz w:val="19"/>
                 <w:szCs w:val="19"/>
               </w:rPr>
-              <w:t xml:space="preserve">A journal voucher is created.</w:t>
+              <w:t xml:space="preserve">Sales, each fee, withholding tax, payout and cost of sales are posted.</w:t>
             </w:r>
           </w:p>
         </w:tc>
@@ -3646,7 +3668,7 @@
                 <w:sz w:val="16"/>
                 <w:szCs w:val="16"/>
               </w:rPr>
-              <w:t xml:space="preserve">AH-08</w:t>
+              <w:t xml:space="preserve">AH-07</w:t>
             </w:r>
           </w:p>
         </w:tc>
@@ -3679,23 +3701,7 @@
                 <w:sz w:val="20"/>
                 <w:szCs w:val="20"/>
               </w:rPr>
-              <w:t xml:space="preserve">Enter opening AR (before GWS-ERP)</w:t>
-            </w:r>
-          </w:p>
-          <w:p>
-            <w:pPr>
-              <w:spacing w:after="40" w:before="0" w:line="264"/>
-            </w:pPr>
-            <w:r>
-              <w:rPr>
-                <w:rFonts w:ascii="Arial" w:cs="Arial" w:eastAsia="Arial" w:hAnsi="Arial"/>
-                <w:i/>
-                <w:iCs/>
-                <w:color w:val="5B6477"/>
-                <w:sz w:val="15"/>
-                <w:szCs w:val="15"/>
-              </w:rPr>
-              <w:t xml:space="preserve">Flow F17 · Opening AR from before GWS-ERP</w:t>
+              <w:t xml:space="preserve">Bank &amp; Office</w:t>
             </w:r>
           </w:p>
           <w:p>
@@ -3717,73 +3723,7 @@
                 <w:sz w:val="19"/>
                 <w:szCs w:val="19"/>
               </w:rPr>
-              <w:t xml:space="preserve">AR &amp; Collections → Opening AR → + Enter opening AR.</w:t>
-            </w:r>
-          </w:p>
-          <w:p>
-            <w:pPr>
-              <w:spacing w:after="20" w:before="0" w:line="264"/>
-            </w:pPr>
-            <w:r>
-              <w:rPr>
-                <w:rFonts w:ascii="Arial" w:cs="Arial" w:eastAsia="Arial" w:hAnsi="Arial"/>
-                <w:color w:val="5B6477"/>
-                <w:sz w:val="19"/>
-                <w:szCs w:val="19"/>
-              </w:rPr>
-              <w:t xml:space="preserve">2.  </w:t>
-            </w:r>
-            <w:r>
-              <w:rPr>
-                <w:rFonts w:ascii="Arial" w:cs="Arial" w:eastAsia="Arial" w:hAnsi="Arial"/>
-                <w:sz w:val="19"/>
-                <w:szCs w:val="19"/>
-              </w:rPr>
-              <w:t xml:space="preserve">West Ave, Dealer, a dealer, DR/SI, invoice date last June, due date last July, balance → Send for the Owner's approval.</w:t>
-            </w:r>
-          </w:p>
-          <w:p>
-            <w:pPr>
-              <w:spacing w:after="20" w:before="0" w:line="264"/>
-            </w:pPr>
-            <w:r>
-              <w:rPr>
-                <w:rFonts w:ascii="Arial" w:cs="Arial" w:eastAsia="Arial" w:hAnsi="Arial"/>
-                <w:color w:val="5B6477"/>
-                <w:sz w:val="19"/>
-                <w:szCs w:val="19"/>
-              </w:rPr>
-              <w:t xml:space="preserve">3.  </w:t>
-            </w:r>
-            <w:r>
-              <w:rPr>
-                <w:rFonts w:ascii="Arial" w:cs="Arial" w:eastAsia="Arial" w:hAnsi="Arial"/>
-                <w:sz w:val="19"/>
-                <w:szCs w:val="19"/>
-              </w:rPr>
-              <w:t xml:space="preserve">Enter a second one with 'There is a PDC' (bank, cheque no., date).</w:t>
-            </w:r>
-          </w:p>
-          <w:p>
-            <w:pPr>
-              <w:spacing w:after="20" w:before="0" w:line="264"/>
-            </w:pPr>
-            <w:r>
-              <w:rPr>
-                <w:rFonts w:ascii="Arial" w:cs="Arial" w:eastAsia="Arial" w:hAnsi="Arial"/>
-                <w:color w:val="5B6477"/>
-                <w:sz w:val="19"/>
-                <w:szCs w:val="19"/>
-              </w:rPr>
-              <w:t xml:space="preserve">4.  </w:t>
-            </w:r>
-            <w:r>
-              <w:rPr>
-                <w:rFonts w:ascii="Arial" w:cs="Arial" w:eastAsia="Arial" w:hAnsi="Arial"/>
-                <w:sz w:val="19"/>
-                <w:szCs w:val="19"/>
-              </w:rPr>
-              <w:t xml:space="preserve">Try an invoice date in the future, and the same DR/SI again.</w:t>
+              <w:t xml:space="preserve">Record a bank entry with Gcash (GWS) or a bank.</w:t>
             </w:r>
           </w:p>
           <w:p>
@@ -3807,7 +3747,7 @@
                 <w:sz w:val="19"/>
                 <w:szCs w:val="19"/>
               </w:rPr>
-              <w:t xml:space="preserve">Both wait for the Owner. The future date and the repeated DR/SI are refused with a message.</w:t>
+              <w:t xml:space="preserve">A journal voucher is created.</w:t>
             </w:r>
           </w:p>
         </w:tc>
@@ -3973,7 +3913,7 @@
                 <w:sz w:val="16"/>
                 <w:szCs w:val="16"/>
               </w:rPr>
-              <w:t xml:space="preserve">AH-09</w:t>
+              <w:t xml:space="preserve">AH-08</w:t>
             </w:r>
           </w:p>
         </w:tc>
@@ -4006,7 +3946,7 @@
                 <w:sz w:val="20"/>
                 <w:szCs w:val="20"/>
               </w:rPr>
-              <w:t xml:space="preserve">Approve and release an agent incentive</w:t>
+              <w:t xml:space="preserve">Enter opening AR (before GWS-ERP)</w:t>
             </w:r>
           </w:p>
           <w:p>
@@ -4022,7 +3962,7 @@
                 <w:sz w:val="15"/>
                 <w:szCs w:val="15"/>
               </w:rPr>
-              <w:t xml:space="preserve">Flow F19 · Agent incentive</w:t>
+              <w:t xml:space="preserve">Flow F17 · Opening AR from before GWS-ERP</w:t>
             </w:r>
           </w:p>
           <w:p>
@@ -4044,7 +3984,7 @@
                 <w:sz w:val="19"/>
                 <w:szCs w:val="19"/>
               </w:rPr>
-              <w:t xml:space="preserve">My Approvals → Agent incentive → Approve.</w:t>
+              <w:t xml:space="preserve">AR &amp; Collections → Opening AR → + Enter opening AR.</w:t>
             </w:r>
           </w:p>
           <w:p>
@@ -4066,7 +4006,51 @@
                 <w:sz w:val="19"/>
                 <w:szCs w:val="19"/>
               </w:rPr>
-              <w:t xml:space="preserve">After HR marks it signed: Agent Incentives → Tag as released → GCash, reference, date.</w:t>
+              <w:t xml:space="preserve">West Ave, Dealer, a dealer, DR/SI, invoice date last June, due date last July, balance → Send for the Owner's approval.</w:t>
+            </w:r>
+          </w:p>
+          <w:p>
+            <w:pPr>
+              <w:spacing w:after="20" w:before="0" w:line="264"/>
+            </w:pPr>
+            <w:r>
+              <w:rPr>
+                <w:rFonts w:ascii="Arial" w:cs="Arial" w:eastAsia="Arial" w:hAnsi="Arial"/>
+                <w:color w:val="5B6477"/>
+                <w:sz w:val="19"/>
+                <w:szCs w:val="19"/>
+              </w:rPr>
+              <w:t xml:space="preserve">3.  </w:t>
+            </w:r>
+            <w:r>
+              <w:rPr>
+                <w:rFonts w:ascii="Arial" w:cs="Arial" w:eastAsia="Arial" w:hAnsi="Arial"/>
+                <w:sz w:val="19"/>
+                <w:szCs w:val="19"/>
+              </w:rPr>
+              <w:t xml:space="preserve">Enter a second one with 'There is a PDC' (bank, cheque no., date).</w:t>
+            </w:r>
+          </w:p>
+          <w:p>
+            <w:pPr>
+              <w:spacing w:after="20" w:before="0" w:line="264"/>
+            </w:pPr>
+            <w:r>
+              <w:rPr>
+                <w:rFonts w:ascii="Arial" w:cs="Arial" w:eastAsia="Arial" w:hAnsi="Arial"/>
+                <w:color w:val="5B6477"/>
+                <w:sz w:val="19"/>
+                <w:szCs w:val="19"/>
+              </w:rPr>
+              <w:t xml:space="preserve">4.  </w:t>
+            </w:r>
+            <w:r>
+              <w:rPr>
+                <w:rFonts w:ascii="Arial" w:cs="Arial" w:eastAsia="Arial" w:hAnsi="Arial"/>
+                <w:sz w:val="19"/>
+                <w:szCs w:val="19"/>
+              </w:rPr>
+              <w:t xml:space="preserve">Try an invoice date in the future, and the same DR/SI again.</w:t>
             </w:r>
           </w:p>
           <w:p>
@@ -4090,7 +4074,7 @@
                 <w:sz w:val="19"/>
                 <w:szCs w:val="19"/>
               </w:rPr>
-              <w:t xml:space="preserve">The status becomes Released with the mode and reference; the agent, HR and the Sales Manager are told.</w:t>
+              <w:t xml:space="preserve">Both wait for the Owner. The future date and the repeated DR/SI are refused with a message.</w:t>
             </w:r>
           </w:p>
         </w:tc>
@@ -4256,7 +4240,7 @@
                 <w:sz w:val="16"/>
                 <w:szCs w:val="16"/>
               </w:rPr>
-              <w:t xml:space="preserve">AH-10</w:t>
+              <w:t xml:space="preserve">AH-09</w:t>
             </w:r>
           </w:p>
         </w:tc>
@@ -4289,7 +4273,7 @@
                 <w:sz w:val="20"/>
                 <w:szCs w:val="20"/>
               </w:rPr>
-              <w:t xml:space="preserve">Record a franchise payment</w:t>
+              <w:t xml:space="preserve">Approve and release an agent incentive</w:t>
             </w:r>
           </w:p>
           <w:p>
@@ -4305,7 +4289,7 @@
                 <w:sz w:val="15"/>
                 <w:szCs w:val="15"/>
               </w:rPr>
-              <w:t xml:space="preserve">Flow F21 · Franchise AR: penalty, extension, payment</w:t>
+              <w:t xml:space="preserve">Flow F19 · Agent incentive</w:t>
             </w:r>
           </w:p>
           <w:p>
@@ -4327,7 +4311,7 @@
                 <w:sz w:val="19"/>
                 <w:szCs w:val="19"/>
               </w:rPr>
-              <w:t xml:space="preserve">Open Franchise AR → a franchise → Record payment.</w:t>
+              <w:t xml:space="preserve">My Approvals → Agent incentive → Approve.</w:t>
             </w:r>
           </w:p>
           <w:p>
@@ -4349,7 +4333,7 @@
                 <w:sz w:val="19"/>
                 <w:szCs w:val="19"/>
               </w:rPr>
-              <w:t xml:space="preserve">Type the amount, date received, paid by and deposited to → save.</w:t>
+              <w:t xml:space="preserve">After HR marks it signed: Agent Incentives → Tag as released → GCash, reference, date.</w:t>
             </w:r>
           </w:p>
           <w:p>
@@ -4373,7 +4357,7 @@
                 <w:sz w:val="19"/>
                 <w:szCs w:val="19"/>
               </w:rPr>
-              <w:t xml:space="preserve">The payment settles the penalty first, then the interest, then the goods. The invoice balance and the journal entry follow.</w:t>
+              <w:t xml:space="preserve">The status becomes Released with the mode and reference; the agent, HR and the Sales Manager are told.</w:t>
             </w:r>
           </w:p>
         </w:tc>
@@ -4539,7 +4523,7 @@
                 <w:sz w:val="16"/>
                 <w:szCs w:val="16"/>
               </w:rPr>
-              <w:t xml:space="preserve">AH-11</w:t>
+              <w:t xml:space="preserve">AH-10</w:t>
             </w:r>
           </w:p>
         </w:tc>
@@ -4572,7 +4556,7 @@
                 <w:sz w:val="20"/>
                 <w:szCs w:val="20"/>
               </w:rPr>
-              <w:t xml:space="preserve">Second check of a deposit slip</w:t>
+              <w:t xml:space="preserve">Record a franchise payment</w:t>
             </w:r>
           </w:p>
           <w:p>
@@ -4588,7 +4572,7 @@
                 <w:sz w:val="15"/>
                 <w:szCs w:val="15"/>
               </w:rPr>
-              <w:t xml:space="preserve">Flow F22 · Cash deposit slip and its two checks</w:t>
+              <w:t xml:space="preserve">Flow F21 · Franchise AR: penalty, extension, payment</w:t>
             </w:r>
           </w:p>
           <w:p>
@@ -4610,7 +4594,7 @@
                 <w:sz w:val="19"/>
                 <w:szCs w:val="19"/>
               </w:rPr>
-              <w:t xml:space="preserve">Open My Approvals → Cash deposit slip (accounting) after the Audit Associate approved it.</w:t>
+              <w:t xml:space="preserve">Open Franchise AR → a franchise → Record payment.</w:t>
             </w:r>
           </w:p>
           <w:p>
@@ -4632,7 +4616,7 @@
                 <w:sz w:val="19"/>
                 <w:szCs w:val="19"/>
               </w:rPr>
-              <w:t xml:space="preserve">Compare the slip with the bank deposit → Approve or Reject with a reason.</w:t>
+              <w:t xml:space="preserve">Type the amount, date received, paid by and deposited to → save.</w:t>
             </w:r>
           </w:p>
           <w:p>
@@ -4656,7 +4640,7 @@
                 <w:sz w:val="19"/>
                 <w:szCs w:val="19"/>
               </w:rPr>
-              <w:t xml:space="preserve">The deposit is then complete. A rejection returns it to the branch.</w:t>
+              <w:t xml:space="preserve">The payment settles the penalty first, then the interest, then the goods. The invoice balance and the journal entry follow.</w:t>
             </w:r>
           </w:p>
         </w:tc>
@@ -4822,7 +4806,7 @@
                 <w:sz w:val="16"/>
                 <w:szCs w:val="16"/>
               </w:rPr>
-              <w:t xml:space="preserve">AH-12</w:t>
+              <w:t xml:space="preserve">AH-11</w:t>
             </w:r>
           </w:p>
         </w:tc>
@@ -4855,7 +4839,7 @@
                 <w:sz w:val="20"/>
                 <w:szCs w:val="20"/>
               </w:rPr>
-              <w:t xml:space="preserve">Waive penalty or interest</w:t>
+              <w:t xml:space="preserve">Second check of a deposit slip</w:t>
             </w:r>
           </w:p>
           <w:p>
@@ -4871,7 +4855,7 @@
                 <w:sz w:val="15"/>
                 <w:szCs w:val="15"/>
               </w:rPr>
-              <w:t xml:space="preserve">Flow F21 · Franchise AR: penalty, extension, payment</w:t>
+              <w:t xml:space="preserve">Flow F22 · Cash deposit slip and its two checks</w:t>
             </w:r>
           </w:p>
           <w:p>
@@ -4893,7 +4877,29 @@
                 <w:sz w:val="19"/>
                 <w:szCs w:val="19"/>
               </w:rPr>
-              <w:t xml:space="preserve">Franchise AR → an invoice with a penalty → Waive charges → amount and reason.</w:t>
+              <w:t xml:space="preserve">Open My Approvals → Cash deposit slip (accounting) after the Audit Associate approved it.</w:t>
+            </w:r>
+          </w:p>
+          <w:p>
+            <w:pPr>
+              <w:spacing w:after="20" w:before="0" w:line="264"/>
+            </w:pPr>
+            <w:r>
+              <w:rPr>
+                <w:rFonts w:ascii="Arial" w:cs="Arial" w:eastAsia="Arial" w:hAnsi="Arial"/>
+                <w:color w:val="5B6477"/>
+                <w:sz w:val="19"/>
+                <w:szCs w:val="19"/>
+              </w:rPr>
+              <w:t xml:space="preserve">2.  </w:t>
+            </w:r>
+            <w:r>
+              <w:rPr>
+                <w:rFonts w:ascii="Arial" w:cs="Arial" w:eastAsia="Arial" w:hAnsi="Arial"/>
+                <w:sz w:val="19"/>
+                <w:szCs w:val="19"/>
+              </w:rPr>
+              <w:t xml:space="preserve">Compare the slip with the bank deposit → Approve or Reject with a reason.</w:t>
             </w:r>
           </w:p>
           <w:p>
@@ -4917,7 +4923,7 @@
                 <w:sz w:val="19"/>
                 <w:szCs w:val="19"/>
               </w:rPr>
-              <w:t xml:space="preserve">The charges drop by that amount; the waiver and reason are recorded. The Owner and auditors are told.</w:t>
+              <w:t xml:space="preserve">The deposit is then complete. A rejection returns it to the branch.</w:t>
             </w:r>
           </w:p>
         </w:tc>
@@ -5083,7 +5089,7 @@
                 <w:sz w:val="16"/>
                 <w:szCs w:val="16"/>
               </w:rPr>
-              <w:t xml:space="preserve">AH-14</w:t>
+              <w:t xml:space="preserve">AH-12</w:t>
             </w:r>
           </w:p>
         </w:tc>
@@ -5116,7 +5122,23 @@
                 <w:sz w:val="20"/>
                 <w:szCs w:val="20"/>
               </w:rPr>
-              <w:t xml:space="preserve">Change your own password</w:t>
+              <w:t xml:space="preserve">Waive penalty or interest</w:t>
+            </w:r>
+          </w:p>
+          <w:p>
+            <w:pPr>
+              <w:spacing w:after="40" w:before="0" w:line="264"/>
+            </w:pPr>
+            <w:r>
+              <w:rPr>
+                <w:rFonts w:ascii="Arial" w:cs="Arial" w:eastAsia="Arial" w:hAnsi="Arial"/>
+                <w:i/>
+                <w:iCs/>
+                <w:color w:val="5B6477"/>
+                <w:sz w:val="15"/>
+                <w:szCs w:val="15"/>
+              </w:rPr>
+              <w:t xml:space="preserve">Flow F21 · Franchise AR: penalty, extension, payment</w:t>
             </w:r>
           </w:p>
           <w:p>
@@ -5138,51 +5160,7 @@
                 <w:sz w:val="19"/>
                 <w:szCs w:val="19"/>
               </w:rPr>
-              <w:t xml:space="preserve">Press the key icon at the top right (Change my password).</w:t>
-            </w:r>
-          </w:p>
-          <w:p>
-            <w:pPr>
-              <w:spacing w:after="20" w:before="0" w:line="264"/>
-            </w:pPr>
-            <w:r>
-              <w:rPr>
-                <w:rFonts w:ascii="Arial" w:cs="Arial" w:eastAsia="Arial" w:hAnsi="Arial"/>
-                <w:color w:val="5B6477"/>
-                <w:sz w:val="19"/>
-                <w:szCs w:val="19"/>
-              </w:rPr>
-              <w:t xml:space="preserve">2.  </w:t>
-            </w:r>
-            <w:r>
-              <w:rPr>
-                <w:rFonts w:ascii="Arial" w:cs="Arial" w:eastAsia="Arial" w:hAnsi="Arial"/>
-                <w:sz w:val="19"/>
-                <w:szCs w:val="19"/>
-              </w:rPr>
-              <w:t xml:space="preserve">Type the current password and a new one of 10 or more characters, twice → Change password.</w:t>
-            </w:r>
-          </w:p>
-          <w:p>
-            <w:pPr>
-              <w:spacing w:after="20" w:before="0" w:line="264"/>
-            </w:pPr>
-            <w:r>
-              <w:rPr>
-                <w:rFonts w:ascii="Arial" w:cs="Arial" w:eastAsia="Arial" w:hAnsi="Arial"/>
-                <w:color w:val="5B6477"/>
-                <w:sz w:val="19"/>
-                <w:szCs w:val="19"/>
-              </w:rPr>
-              <w:t xml:space="preserve">3.  </w:t>
-            </w:r>
-            <w:r>
-              <w:rPr>
-                <w:rFonts w:ascii="Arial" w:cs="Arial" w:eastAsia="Arial" w:hAnsi="Arial"/>
-                <w:sz w:val="19"/>
-                <w:szCs w:val="19"/>
-              </w:rPr>
-              <w:t xml:space="preserve">Sign out and sign in again with the new password. Then change it back to ChangeMe!2026 for the next tester.</w:t>
+              <w:t xml:space="preserve">Franchise AR → an invoice with a penalty → Waive charges → amount and reason.</w:t>
             </w:r>
           </w:p>
           <w:p>
@@ -5206,7 +5184,7 @@
                 <w:sz w:val="19"/>
                 <w:szCs w:val="19"/>
               </w:rPr>
-              <w:t xml:space="preserve">The new password works. Nobody else can see it. HR receives a notice that you changed it (not the password).</w:t>
+              <w:t xml:space="preserve">The charges drop by that amount; the waiver and reason are recorded. The Owner and auditors are told.</w:t>
             </w:r>
           </w:p>
         </w:tc>
@@ -5372,7 +5350,7 @@
                 <w:sz w:val="16"/>
                 <w:szCs w:val="16"/>
               </w:rPr>
-              <w:t xml:space="preserve">AH-15</w:t>
+              <w:t xml:space="preserve">AH-14</w:t>
             </w:r>
           </w:p>
         </w:tc>
@@ -5405,7 +5383,7 @@
                 <w:sz w:val="20"/>
                 <w:szCs w:val="20"/>
               </w:rPr>
-              <w:t xml:space="preserve">Shipping invoice of a franchise</w:t>
+              <w:t xml:space="preserve">Change your own password</w:t>
             </w:r>
           </w:p>
           <w:p>
@@ -5427,7 +5405,51 @@
                 <w:sz w:val="19"/>
                 <w:szCs w:val="19"/>
               </w:rPr>
-              <w:t xml:space="preserve">Franchise AR → open an invoice marked "shipping charge" → Record payment.</w:t>
+              <w:t xml:space="preserve">Press the key icon at the top right (Change my password).</w:t>
+            </w:r>
+          </w:p>
+          <w:p>
+            <w:pPr>
+              <w:spacing w:after="20" w:before="0" w:line="264"/>
+            </w:pPr>
+            <w:r>
+              <w:rPr>
+                <w:rFonts w:ascii="Arial" w:cs="Arial" w:eastAsia="Arial" w:hAnsi="Arial"/>
+                <w:color w:val="5B6477"/>
+                <w:sz w:val="19"/>
+                <w:szCs w:val="19"/>
+              </w:rPr>
+              <w:t xml:space="preserve">2.  </w:t>
+            </w:r>
+            <w:r>
+              <w:rPr>
+                <w:rFonts w:ascii="Arial" w:cs="Arial" w:eastAsia="Arial" w:hAnsi="Arial"/>
+                <w:sz w:val="19"/>
+                <w:szCs w:val="19"/>
+              </w:rPr>
+              <w:t xml:space="preserve">Type the current password and a new one of 10 or more characters, twice → Change password.</w:t>
+            </w:r>
+          </w:p>
+          <w:p>
+            <w:pPr>
+              <w:spacing w:after="20" w:before="0" w:line="264"/>
+            </w:pPr>
+            <w:r>
+              <w:rPr>
+                <w:rFonts w:ascii="Arial" w:cs="Arial" w:eastAsia="Arial" w:hAnsi="Arial"/>
+                <w:color w:val="5B6477"/>
+                <w:sz w:val="19"/>
+                <w:szCs w:val="19"/>
+              </w:rPr>
+              <w:t xml:space="preserve">3.  </w:t>
+            </w:r>
+            <w:r>
+              <w:rPr>
+                <w:rFonts w:ascii="Arial" w:cs="Arial" w:eastAsia="Arial" w:hAnsi="Arial"/>
+                <w:sz w:val="19"/>
+                <w:szCs w:val="19"/>
+              </w:rPr>
+              <w:t xml:space="preserve">Sign out and sign in again with the new password. Then change it back to ChangeMe!2026 for the next tester.</w:t>
             </w:r>
           </w:p>
           <w:p>
@@ -5451,7 +5473,7 @@
                 <w:sz w:val="19"/>
                 <w:szCs w:val="19"/>
               </w:rPr>
-              <w:t xml:space="preserve">It is paid like any franchise invoice (penalty, interest, then the charge).</w:t>
+              <w:t xml:space="preserve">The new password works. Nobody else can see it. HR receives a notice that you changed it (not the password).</w:t>
             </w:r>
           </w:p>
         </w:tc>
@@ -5617,7 +5639,7 @@
                 <w:sz w:val="16"/>
                 <w:szCs w:val="16"/>
               </w:rPr>
-              <w:t xml:space="preserve">AH-16</w:t>
+              <w:t xml:space="preserve">AH-15</w:t>
             </w:r>
           </w:p>
         </w:tc>
@@ -5650,23 +5672,7 @@
                 <w:sz w:val="20"/>
                 <w:szCs w:val="20"/>
               </w:rPr>
-              <w:t xml:space="preserve">Notified of replacement tickets and differences</w:t>
-            </w:r>
-          </w:p>
-          <w:p>
-            <w:pPr>
-              <w:spacing w:after="40" w:before="0" w:line="264"/>
-            </w:pPr>
-            <w:r>
-              <w:rPr>
-                <w:rFonts w:ascii="Arial" w:cs="Arial" w:eastAsia="Arial" w:hAnsi="Arial"/>
-                <w:i/>
-                <w:iCs/>
-                <w:color w:val="5B6477"/>
-                <w:sz w:val="15"/>
-                <w:szCs w:val="15"/>
-              </w:rPr>
-              <w:t xml:space="preserve">Flow F27 · Customer return and replacement ticket</w:t>
+              <w:t xml:space="preserve">Shipping invoice of a franchise</w:t>
             </w:r>
           </w:p>
           <w:p>
@@ -5688,7 +5694,7 @@
                 <w:sz w:val="19"/>
                 <w:szCs w:val="19"/>
               </w:rPr>
-              <w:t xml:space="preserve">Open Notifications and Replacement Tickets.</w:t>
+              <w:t xml:space="preserve">Franchise AR → open an invoice marked "shipping charge" → Record payment.</w:t>
             </w:r>
           </w:p>
           <w:p>
@@ -5712,7 +5718,7 @@
                 <w:sz w:val="19"/>
                 <w:szCs w:val="19"/>
               </w:rPr>
-              <w:t xml:space="preserve">You see every ticket, its price difference, when it was settled and every supplier arrival.</w:t>
+              <w:t xml:space="preserve">It is paid like any franchise invoice (penalty, interest, then the charge).</w:t>
             </w:r>
           </w:p>
         </w:tc>
@@ -5878,7 +5884,7 @@
                 <w:sz w:val="16"/>
                 <w:szCs w:val="16"/>
               </w:rPr>
-              <w:t xml:space="preserve">AH-PF</w:t>
+              <w:t xml:space="preserve">AH-16</w:t>
             </w:r>
           </w:p>
         </w:tc>
@@ -5911,7 +5917,7 @@
                 <w:sz w:val="20"/>
                 <w:szCs w:val="20"/>
               </w:rPr>
-              <w:t xml:space="preserve">Check the proofs of a day from the report</w:t>
+              <w:t xml:space="preserve">Notified of replacement tickets and differences</w:t>
             </w:r>
           </w:p>
           <w:p>
@@ -5927,7 +5933,7 @@
                 <w:sz w:val="15"/>
                 <w:szCs w:val="15"/>
               </w:rPr>
-              <w:t xml:space="preserve">Flow F37 · Proof of payment: uploaded once, printed with the report</w:t>
+              <w:t xml:space="preserve">Flow F27 · Customer return and replacement ticket</w:t>
             </w:r>
           </w:p>
           <w:p>
@@ -5949,51 +5955,7 @@
                 <w:sz w:val="19"/>
                 <w:szCs w:val="19"/>
               </w:rPr>
-              <w:t xml:space="preserve">Reports → Daily Sales Report → PDF (or Excel) of a branch and day.</w:t>
-            </w:r>
-          </w:p>
-          <w:p>
-            <w:pPr>
-              <w:spacing w:after="20" w:before="0" w:line="264"/>
-            </w:pPr>
-            <w:r>
-              <w:rPr>
-                <w:rFonts w:ascii="Arial" w:cs="Arial" w:eastAsia="Arial" w:hAnsi="Arial"/>
-                <w:color w:val="5B6477"/>
-                <w:sz w:val="19"/>
-                <w:szCs w:val="19"/>
-              </w:rPr>
-              <w:t xml:space="preserve">2.  </w:t>
-            </w:r>
-            <w:r>
-              <w:rPr>
-                <w:rFonts w:ascii="Arial" w:cs="Arial" w:eastAsia="Arial" w:hAnsi="Arial"/>
-                <w:sz w:val="19"/>
-                <w:szCs w:val="19"/>
-              </w:rPr>
-              <w:t xml:space="preserve">At the end read the legend, the checklist and the pictures; find a sale's reference (for example ON-1) in its Proof column.</w:t>
-            </w:r>
-          </w:p>
-          <w:p>
-            <w:pPr>
-              <w:spacing w:after="20" w:before="0" w:line="264"/>
-            </w:pPr>
-            <w:r>
-              <w:rPr>
-                <w:rFonts w:ascii="Arial" w:cs="Arial" w:eastAsia="Arial" w:hAnsi="Arial"/>
-                <w:color w:val="5B6477"/>
-                <w:sz w:val="19"/>
-                <w:szCs w:val="19"/>
-              </w:rPr>
-              <w:t xml:space="preserve">3.  </w:t>
-            </w:r>
-            <w:r>
-              <w:rPr>
-                <w:rFonts w:ascii="Arial" w:cs="Arial" w:eastAsia="Arial" w:hAnsi="Arial"/>
-                <w:sz w:val="19"/>
-                <w:szCs w:val="19"/>
-              </w:rPr>
-              <w:t xml:space="preserve">Reports → Payment Proofs → choose the branch and dates → Only missing proofs → Print with the pictures (PDF).</w:t>
+              <w:t xml:space="preserve">Open Notifications and Replacement Tickets.</w:t>
             </w:r>
           </w:p>
           <w:p>
@@ -6017,7 +5979,7 @@
                 <w:sz w:val="19"/>
                 <w:szCs w:val="19"/>
               </w:rPr>
-              <w:t xml:space="preserve">Every online, card, cheque, collection, replacement payment and deposit slip shows its picture beside the right reference; anything without a proof is red and marked MISSING.</w:t>
+              <w:t xml:space="preserve">You see every ticket, its price difference, when it was settled and every supplier arrival.</w:t>
             </w:r>
           </w:p>
         </w:tc>
@@ -6183,7 +6145,7 @@
                 <w:sz w:val="16"/>
                 <w:szCs w:val="16"/>
               </w:rPr>
-              <w:t xml:space="preserve">AH-UG</w:t>
+              <w:t xml:space="preserve">AH-PF</w:t>
             </w:r>
           </w:p>
         </w:tc>
@@ -6216,7 +6178,7 @@
                 <w:sz w:val="20"/>
                 <w:szCs w:val="20"/>
               </w:rPr>
-              <w:t xml:space="preserve">Unpaid goods in Franchise AR</w:t>
+              <w:t xml:space="preserve">Check the proofs of a day from the report</w:t>
             </w:r>
           </w:p>
           <w:p>
@@ -6232,7 +6194,7 @@
                 <w:sz w:val="15"/>
                 <w:szCs w:val="15"/>
               </w:rPr>
-              <w:t xml:space="preserve">Flow F40 · Franchise DRs: confirm, correct, unpaid goods</w:t>
+              <w:t xml:space="preserve">Flow F37 · Proof of payment: uploaded once, printed with the report</w:t>
             </w:r>
           </w:p>
           <w:p>
@@ -6254,7 +6216,7 @@
                 <w:sz w:val="19"/>
                 <w:szCs w:val="19"/>
               </w:rPr>
-              <w:t xml:space="preserve">Franchise AR → a franchise: read Total goods AR, Total shipping AR, Total penalty and Total interest AR.</w:t>
+              <w:t xml:space="preserve">Reports → Daily Sales Report → PDF (or Excel) of a branch and day.</w:t>
             </w:r>
           </w:p>
           <w:p>
@@ -6276,7 +6238,29 @@
                 <w:sz w:val="19"/>
                 <w:szCs w:val="19"/>
               </w:rPr>
-              <w:t xml:space="preserve">Unpaid goods (DRs) → read the penalty and interest of an overdue DR → click the DR.</w:t>
+              <w:t xml:space="preserve">At the end read the legend, the checklist and the pictures; find a sale's reference (for example ON-1) in its Proof column.</w:t>
+            </w:r>
+          </w:p>
+          <w:p>
+            <w:pPr>
+              <w:spacing w:after="20" w:before="0" w:line="264"/>
+            </w:pPr>
+            <w:r>
+              <w:rPr>
+                <w:rFonts w:ascii="Arial" w:cs="Arial" w:eastAsia="Arial" w:hAnsi="Arial"/>
+                <w:color w:val="5B6477"/>
+                <w:sz w:val="19"/>
+                <w:szCs w:val="19"/>
+              </w:rPr>
+              <w:t xml:space="preserve">3.  </w:t>
+            </w:r>
+            <w:r>
+              <w:rPr>
+                <w:rFonts w:ascii="Arial" w:cs="Arial" w:eastAsia="Arial" w:hAnsi="Arial"/>
+                <w:sz w:val="19"/>
+                <w:szCs w:val="19"/>
+              </w:rPr>
+              <w:t xml:space="preserve">Reports → Payment Proofs → choose the branch and dates → Only missing proofs → Print with the pictures (PDF).</w:t>
             </w:r>
           </w:p>
           <w:p>
@@ -6300,7 +6284,7 @@
                 <w:sz w:val="19"/>
                 <w:szCs w:val="19"/>
               </w:rPr>
-              <w:t xml:space="preserve">The four totals are shown apart and add up to Total due. An overdue DR shows 2% penalty and 0.1% a day interest by itself; clicking opens the DR.</w:t>
+              <w:t xml:space="preserve">Every online, card, cheque, collection, replacement payment and deposit slip shows its picture beside the right reference; anything without a proof is red and marked MISSING.</w:t>
             </w:r>
           </w:p>
         </w:tc>
@@ -6466,7 +6450,7 @@
                 <w:sz w:val="16"/>
                 <w:szCs w:val="16"/>
               </w:rPr>
-              <w:t xml:space="preserve">AH-IS</w:t>
+              <w:t xml:space="preserve">AH-UG</w:t>
             </w:r>
           </w:p>
         </w:tc>
@@ -6499,7 +6483,7 @@
                 <w:sz w:val="20"/>
                 <w:szCs w:val="20"/>
               </w:rPr>
-              <w:t xml:space="preserve">Sales figure to DR and Daily Sales Report</w:t>
+              <w:t xml:space="preserve">Unpaid goods in Franchise AR</w:t>
             </w:r>
           </w:p>
           <w:p>
@@ -6515,7 +6499,7 @@
                 <w:sz w:val="15"/>
                 <w:szCs w:val="15"/>
               </w:rPr>
-              <w:t xml:space="preserve">Flow F43 · Edit a DR, DR list and sales links</w:t>
+              <w:t xml:space="preserve">Flow F40 · Franchise DRs: confirm, correct, unpaid goods</w:t>
             </w:r>
           </w:p>
           <w:p>
@@ -6537,7 +6521,7 @@
                 <w:sz w:val="19"/>
                 <w:szCs w:val="19"/>
               </w:rPr>
-              <w:t xml:space="preserve">Inventory Reports → Daily Inventory Report for a day with sales → click a quantity under Sales.</w:t>
+              <w:t xml:space="preserve">Franchise AR → a franchise: read Total goods AR, Total shipping AR, Total penalty and Total interest AR.</w:t>
             </w:r>
           </w:p>
           <w:p>
@@ -6559,7 +6543,7 @@
                 <w:sz w:val="19"/>
                 <w:szCs w:val="19"/>
               </w:rPr>
-              <w:t xml:space="preserve">Press Open the DR, then go back and press Open the Daily Sales Report of that date.</w:t>
+              <w:t xml:space="preserve">Unpaid goods (DRs) → read the penalty and interest of an overdue DR → click the DR.</w:t>
             </w:r>
           </w:p>
           <w:p>
@@ -6583,7 +6567,7 @@
                 <w:sz w:val="19"/>
                 <w:szCs w:val="19"/>
               </w:rPr>
-              <w:t xml:space="preserve">The DRs behind the figure are listed; the links open the sale and the Daily Sales Report of that day.</w:t>
+              <w:t xml:space="preserve">The four totals are shown apart and add up to Total due. An overdue DR shows 2% penalty and 0.1% a day interest by itself; clicking opens the DR.</w:t>
             </w:r>
           </w:p>
         </w:tc>
@@ -6749,7 +6733,7 @@
                 <w:sz w:val="16"/>
                 <w:szCs w:val="16"/>
               </w:rPr>
-              <w:t xml:space="preserve">AH-REM</w:t>
+              <w:t xml:space="preserve">AH-IS</w:t>
             </w:r>
           </w:p>
         </w:tc>
@@ -6782,7 +6766,7 @@
                 <w:sz w:val="20"/>
                 <w:szCs w:val="20"/>
               </w:rPr>
-              <w:t xml:space="preserve">Approve a card remittance</w:t>
+              <w:t xml:space="preserve">Sales figure to DR and Daily Sales Report</w:t>
             </w:r>
           </w:p>
           <w:p>
@@ -6798,6 +6782,289 @@
                 <w:sz w:val="15"/>
                 <w:szCs w:val="15"/>
               </w:rPr>
+              <w:t xml:space="preserve">Flow F43 · Edit a DR, DR list and sales links</w:t>
+            </w:r>
+          </w:p>
+          <w:p>
+            <w:pPr>
+              <w:spacing w:after="20" w:before="0" w:line="264"/>
+            </w:pPr>
+            <w:r>
+              <w:rPr>
+                <w:rFonts w:ascii="Arial" w:cs="Arial" w:eastAsia="Arial" w:hAnsi="Arial"/>
+                <w:color w:val="5B6477"/>
+                <w:sz w:val="19"/>
+                <w:szCs w:val="19"/>
+              </w:rPr>
+              <w:t xml:space="preserve">1.  </w:t>
+            </w:r>
+            <w:r>
+              <w:rPr>
+                <w:rFonts w:ascii="Arial" w:cs="Arial" w:eastAsia="Arial" w:hAnsi="Arial"/>
+                <w:sz w:val="19"/>
+                <w:szCs w:val="19"/>
+              </w:rPr>
+              <w:t xml:space="preserve">Inventory Reports → Daily Inventory Report for a day with sales → click a quantity under Sales.</w:t>
+            </w:r>
+          </w:p>
+          <w:p>
+            <w:pPr>
+              <w:spacing w:after="20" w:before="0" w:line="264"/>
+            </w:pPr>
+            <w:r>
+              <w:rPr>
+                <w:rFonts w:ascii="Arial" w:cs="Arial" w:eastAsia="Arial" w:hAnsi="Arial"/>
+                <w:color w:val="5B6477"/>
+                <w:sz w:val="19"/>
+                <w:szCs w:val="19"/>
+              </w:rPr>
+              <w:t xml:space="preserve">2.  </w:t>
+            </w:r>
+            <w:r>
+              <w:rPr>
+                <w:rFonts w:ascii="Arial" w:cs="Arial" w:eastAsia="Arial" w:hAnsi="Arial"/>
+                <w:sz w:val="19"/>
+                <w:szCs w:val="19"/>
+              </w:rPr>
+              <w:t xml:space="preserve">Press Open the DR, then go back and press Open the Daily Sales Report of that date.</w:t>
+            </w:r>
+          </w:p>
+          <w:p>
+            <w:pPr>
+              <w:spacing w:after="0" w:before="60" w:line="264"/>
+            </w:pPr>
+            <w:r>
+              <w:rPr>
+                <w:rFonts w:ascii="Arial" w:cs="Arial" w:eastAsia="Arial" w:hAnsi="Arial"/>
+                <w:b/>
+                <w:bCs/>
+                <w:color w:val="0B1F3A"/>
+                <w:sz w:val="19"/>
+                <w:szCs w:val="19"/>
+              </w:rPr>
+              <w:t xml:space="preserve">You should see: </w:t>
+            </w:r>
+            <w:r>
+              <w:rPr>
+                <w:rFonts w:ascii="Arial" w:cs="Arial" w:eastAsia="Arial" w:hAnsi="Arial"/>
+                <w:sz w:val="19"/>
+                <w:szCs w:val="19"/>
+              </w:rPr>
+              <w:t xml:space="preserve">The DRs behind the figure are listed; the links open the sale and the Daily Sales Report of that day.</w:t>
+            </w:r>
+          </w:p>
+        </w:tc>
+        <w:tc>
+          <w:tcPr>
+            <w:tcW w:type="dxa" w:w="620"/>
+            <w:tcBorders>
+              <w:top w:val="single" w:color="C9D0DC" w:sz="4"/>
+              <w:left w:val="single" w:color="C9D0DC" w:sz="4"/>
+              <w:bottom w:val="single" w:color="C9D0DC" w:sz="4"/>
+              <w:right w:val="single" w:color="C9D0DC" w:sz="4"/>
+            </w:tcBorders>
+            <w:tcMar>
+              <w:top w:type="dxa" w:w="70"/>
+              <w:left w:type="dxa" w:w="100"/>
+              <w:bottom w:type="dxa" w:w="70"/>
+              <w:right w:type="dxa" w:w="100"/>
+            </w:tcMar>
+            <w:vAlign w:val="center"/>
+          </w:tcPr>
+          <w:p>
+            <w:pPr>
+              <w:spacing w:after="0" w:before="0" w:line="264"/>
+              <w:jc w:val="center"/>
+            </w:pPr>
+            <w:r>
+              <w:rPr>
+                <w:rFonts w:ascii="Arial" w:cs="Arial" w:eastAsia="Arial" w:hAnsi="Arial"/>
+                <w:sz w:val="30"/>
+                <w:szCs w:val="30"/>
+              </w:rPr>
+              <w:t xml:space="preserve">☐</w:t>
+            </w:r>
+          </w:p>
+        </w:tc>
+        <w:tc>
+          <w:tcPr>
+            <w:tcW w:type="dxa" w:w="620"/>
+            <w:tcBorders>
+              <w:top w:val="single" w:color="C9D0DC" w:sz="4"/>
+              <w:left w:val="single" w:color="C9D0DC" w:sz="4"/>
+              <w:bottom w:val="single" w:color="C9D0DC" w:sz="4"/>
+              <w:right w:val="single" w:color="C9D0DC" w:sz="4"/>
+            </w:tcBorders>
+            <w:tcMar>
+              <w:top w:type="dxa" w:w="70"/>
+              <w:left w:type="dxa" w:w="100"/>
+              <w:bottom w:type="dxa" w:w="70"/>
+              <w:right w:type="dxa" w:w="100"/>
+            </w:tcMar>
+            <w:vAlign w:val="center"/>
+          </w:tcPr>
+          <w:p>
+            <w:pPr>
+              <w:spacing w:after="0" w:before="0" w:line="264"/>
+              <w:jc w:val="center"/>
+            </w:pPr>
+            <w:r>
+              <w:rPr>
+                <w:rFonts w:ascii="Arial" w:cs="Arial" w:eastAsia="Arial" w:hAnsi="Arial"/>
+                <w:sz w:val="30"/>
+                <w:szCs w:val="30"/>
+              </w:rPr>
+              <w:t xml:space="preserve">☐</w:t>
+            </w:r>
+          </w:p>
+        </w:tc>
+        <w:tc>
+          <w:tcPr>
+            <w:tcW w:type="dxa" w:w="620"/>
+            <w:tcBorders>
+              <w:top w:val="single" w:color="C9D0DC" w:sz="4"/>
+              <w:left w:val="single" w:color="C9D0DC" w:sz="4"/>
+              <w:bottom w:val="single" w:color="C9D0DC" w:sz="4"/>
+              <w:right w:val="single" w:color="C9D0DC" w:sz="4"/>
+            </w:tcBorders>
+            <w:tcMar>
+              <w:top w:type="dxa" w:w="70"/>
+              <w:left w:type="dxa" w:w="100"/>
+              <w:bottom w:type="dxa" w:w="70"/>
+              <w:right w:type="dxa" w:w="100"/>
+            </w:tcMar>
+            <w:vAlign w:val="center"/>
+          </w:tcPr>
+          <w:p>
+            <w:pPr>
+              <w:spacing w:after="0" w:before="0" w:line="264"/>
+              <w:jc w:val="center"/>
+            </w:pPr>
+            <w:r>
+              <w:rPr>
+                <w:rFonts w:ascii="Arial" w:cs="Arial" w:eastAsia="Arial" w:hAnsi="Arial"/>
+                <w:sz w:val="30"/>
+                <w:szCs w:val="30"/>
+              </w:rPr>
+              <w:t xml:space="preserve">☐</w:t>
+            </w:r>
+          </w:p>
+        </w:tc>
+        <w:tc>
+          <w:tcPr>
+            <w:tcW w:type="dxa" w:w="2040"/>
+            <w:tcBorders>
+              <w:top w:val="single" w:color="C9D0DC" w:sz="4"/>
+              <w:left w:val="single" w:color="C9D0DC" w:sz="4"/>
+              <w:bottom w:val="single" w:color="C9D0DC" w:sz="4"/>
+              <w:right w:val="single" w:color="C9D0DC" w:sz="4"/>
+            </w:tcBorders>
+            <w:tcMar>
+              <w:top w:type="dxa" w:w="70"/>
+              <w:left w:type="dxa" w:w="100"/>
+              <w:bottom w:type="dxa" w:w="70"/>
+              <w:right w:type="dxa" w:w="100"/>
+            </w:tcMar>
+            <w:vAlign w:val="top"/>
+          </w:tcPr>
+          <w:p>
+            <w:pPr>
+              <w:spacing w:after="0" w:before="0" w:line="264"/>
+            </w:pPr>
+            <w:r>
+              <w:rPr>
+                <w:rFonts w:ascii="Arial" w:cs="Arial" w:eastAsia="Arial" w:hAnsi="Arial"/>
+                <w:sz w:val="19"/>
+                <w:szCs w:val="19"/>
+              </w:rPr>
+              <w:t xml:space="preserve"> </w:t>
+            </w:r>
+          </w:p>
+        </w:tc>
+      </w:tr>
+      <w:tr>
+        <w:trPr>
+          <w:cantSplit/>
+        </w:trPr>
+        <w:tc>
+          <w:tcPr>
+            <w:tcW w:type="dxa" w:w="860"/>
+            <w:tcBorders>
+              <w:top w:val="single" w:color="C9D0DC" w:sz="4"/>
+              <w:left w:val="single" w:color="C9D0DC" w:sz="4"/>
+              <w:bottom w:val="single" w:color="C9D0DC" w:sz="4"/>
+              <w:right w:val="single" w:color="C9D0DC" w:sz="4"/>
+            </w:tcBorders>
+            <w:tcMar>
+              <w:top w:type="dxa" w:w="70"/>
+              <w:left w:type="dxa" w:w="100"/>
+              <w:bottom w:type="dxa" w:w="70"/>
+              <w:right w:type="dxa" w:w="100"/>
+            </w:tcMar>
+            <w:vAlign w:val="top"/>
+          </w:tcPr>
+          <w:p>
+            <w:pPr>
+              <w:spacing w:after="0" w:before="0" w:line="264"/>
+            </w:pPr>
+            <w:r>
+              <w:rPr>
+                <w:rFonts w:ascii="Arial" w:cs="Arial" w:eastAsia="Arial" w:hAnsi="Arial"/>
+                <w:b/>
+                <w:bCs/>
+                <w:color w:val="5B6477"/>
+                <w:sz w:val="16"/>
+                <w:szCs w:val="16"/>
+              </w:rPr>
+              <w:t xml:space="preserve">AH-REM</w:t>
+            </w:r>
+          </w:p>
+        </w:tc>
+        <w:tc>
+          <w:tcPr>
+            <w:tcW w:type="dxa" w:w="5480"/>
+            <w:tcBorders>
+              <w:top w:val="single" w:color="C9D0DC" w:sz="4"/>
+              <w:left w:val="single" w:color="C9D0DC" w:sz="4"/>
+              <w:bottom w:val="single" w:color="C9D0DC" w:sz="4"/>
+              <w:right w:val="single" w:color="C9D0DC" w:sz="4"/>
+            </w:tcBorders>
+            <w:tcMar>
+              <w:top w:type="dxa" w:w="70"/>
+              <w:left w:type="dxa" w:w="100"/>
+              <w:bottom w:type="dxa" w:w="70"/>
+              <w:right w:type="dxa" w:w="100"/>
+            </w:tcMar>
+            <w:vAlign w:val="top"/>
+          </w:tcPr>
+          <w:p>
+            <w:pPr>
+              <w:spacing w:after="40" w:before="0" w:line="264"/>
+            </w:pPr>
+            <w:r>
+              <w:rPr>
+                <w:rFonts w:ascii="Arial" w:cs="Arial" w:eastAsia="Arial" w:hAnsi="Arial"/>
+                <w:b/>
+                <w:bCs/>
+                <w:sz w:val="20"/>
+                <w:szCs w:val="20"/>
+              </w:rPr>
+              <w:t xml:space="preserve">Approve a card remittance</w:t>
+            </w:r>
+          </w:p>
+          <w:p>
+            <w:pPr>
+              <w:spacing w:after="40" w:before="0" w:line="264"/>
+            </w:pPr>
+            <w:r>
+              <w:rPr>
+                <w:rFonts w:ascii="Arial" w:cs="Arial" w:eastAsia="Arial" w:hAnsi="Arial"/>
+                <w:i/>
+                <w:iCs/>
+                <w:color w:val="5B6477"/>
+                <w:sz w:val="15"/>
+                <w:szCs w:val="15"/>
+              </w:rPr>
               <w:t xml:space="preserve">Flow F46 · Editable online income, card amount and card remittance</w:t>
             </w:r>
           </w:p>
@@ -6867,6 +7134,289 @@
                 <w:szCs w:val="19"/>
               </w:rPr>
               <w:t xml:space="preserve">Dr Bank (net) + Dr MDR – Credit Card (fee) / Cr AR – Credit Card (gross) are posted; the sales are marked cleared and cannot be remitted twice. The dashboard card Card sales waiting for the bank counts the rest.</w:t>
+            </w:r>
+          </w:p>
+        </w:tc>
+        <w:tc>
+          <w:tcPr>
+            <w:tcW w:type="dxa" w:w="620"/>
+            <w:tcBorders>
+              <w:top w:val="single" w:color="C9D0DC" w:sz="4"/>
+              <w:left w:val="single" w:color="C9D0DC" w:sz="4"/>
+              <w:bottom w:val="single" w:color="C9D0DC" w:sz="4"/>
+              <w:right w:val="single" w:color="C9D0DC" w:sz="4"/>
+            </w:tcBorders>
+            <w:tcMar>
+              <w:top w:type="dxa" w:w="70"/>
+              <w:left w:type="dxa" w:w="100"/>
+              <w:bottom w:type="dxa" w:w="70"/>
+              <w:right w:type="dxa" w:w="100"/>
+            </w:tcMar>
+            <w:vAlign w:val="center"/>
+          </w:tcPr>
+          <w:p>
+            <w:pPr>
+              <w:spacing w:after="0" w:before="0" w:line="264"/>
+              <w:jc w:val="center"/>
+            </w:pPr>
+            <w:r>
+              <w:rPr>
+                <w:rFonts w:ascii="Arial" w:cs="Arial" w:eastAsia="Arial" w:hAnsi="Arial"/>
+                <w:sz w:val="30"/>
+                <w:szCs w:val="30"/>
+              </w:rPr>
+              <w:t xml:space="preserve">☐</w:t>
+            </w:r>
+          </w:p>
+        </w:tc>
+        <w:tc>
+          <w:tcPr>
+            <w:tcW w:type="dxa" w:w="620"/>
+            <w:tcBorders>
+              <w:top w:val="single" w:color="C9D0DC" w:sz="4"/>
+              <w:left w:val="single" w:color="C9D0DC" w:sz="4"/>
+              <w:bottom w:val="single" w:color="C9D0DC" w:sz="4"/>
+              <w:right w:val="single" w:color="C9D0DC" w:sz="4"/>
+            </w:tcBorders>
+            <w:tcMar>
+              <w:top w:type="dxa" w:w="70"/>
+              <w:left w:type="dxa" w:w="100"/>
+              <w:bottom w:type="dxa" w:w="70"/>
+              <w:right w:type="dxa" w:w="100"/>
+            </w:tcMar>
+            <w:vAlign w:val="center"/>
+          </w:tcPr>
+          <w:p>
+            <w:pPr>
+              <w:spacing w:after="0" w:before="0" w:line="264"/>
+              <w:jc w:val="center"/>
+            </w:pPr>
+            <w:r>
+              <w:rPr>
+                <w:rFonts w:ascii="Arial" w:cs="Arial" w:eastAsia="Arial" w:hAnsi="Arial"/>
+                <w:sz w:val="30"/>
+                <w:szCs w:val="30"/>
+              </w:rPr>
+              <w:t xml:space="preserve">☐</w:t>
+            </w:r>
+          </w:p>
+        </w:tc>
+        <w:tc>
+          <w:tcPr>
+            <w:tcW w:type="dxa" w:w="620"/>
+            <w:tcBorders>
+              <w:top w:val="single" w:color="C9D0DC" w:sz="4"/>
+              <w:left w:val="single" w:color="C9D0DC" w:sz="4"/>
+              <w:bottom w:val="single" w:color="C9D0DC" w:sz="4"/>
+              <w:right w:val="single" w:color="C9D0DC" w:sz="4"/>
+            </w:tcBorders>
+            <w:tcMar>
+              <w:top w:type="dxa" w:w="70"/>
+              <w:left w:type="dxa" w:w="100"/>
+              <w:bottom w:type="dxa" w:w="70"/>
+              <w:right w:type="dxa" w:w="100"/>
+            </w:tcMar>
+            <w:vAlign w:val="center"/>
+          </w:tcPr>
+          <w:p>
+            <w:pPr>
+              <w:spacing w:after="0" w:before="0" w:line="264"/>
+              <w:jc w:val="center"/>
+            </w:pPr>
+            <w:r>
+              <w:rPr>
+                <w:rFonts w:ascii="Arial" w:cs="Arial" w:eastAsia="Arial" w:hAnsi="Arial"/>
+                <w:sz w:val="30"/>
+                <w:szCs w:val="30"/>
+              </w:rPr>
+              <w:t xml:space="preserve">☐</w:t>
+            </w:r>
+          </w:p>
+        </w:tc>
+        <w:tc>
+          <w:tcPr>
+            <w:tcW w:type="dxa" w:w="2040"/>
+            <w:tcBorders>
+              <w:top w:val="single" w:color="C9D0DC" w:sz="4"/>
+              <w:left w:val="single" w:color="C9D0DC" w:sz="4"/>
+              <w:bottom w:val="single" w:color="C9D0DC" w:sz="4"/>
+              <w:right w:val="single" w:color="C9D0DC" w:sz="4"/>
+            </w:tcBorders>
+            <w:tcMar>
+              <w:top w:type="dxa" w:w="70"/>
+              <w:left w:type="dxa" w:w="100"/>
+              <w:bottom w:type="dxa" w:w="70"/>
+              <w:right w:type="dxa" w:w="100"/>
+            </w:tcMar>
+            <w:vAlign w:val="top"/>
+          </w:tcPr>
+          <w:p>
+            <w:pPr>
+              <w:spacing w:after="0" w:before="0" w:line="264"/>
+            </w:pPr>
+            <w:r>
+              <w:rPr>
+                <w:rFonts w:ascii="Arial" w:cs="Arial" w:eastAsia="Arial" w:hAnsi="Arial"/>
+                <w:sz w:val="19"/>
+                <w:szCs w:val="19"/>
+              </w:rPr>
+              <w:t xml:space="preserve"> </w:t>
+            </w:r>
+          </w:p>
+        </w:tc>
+      </w:tr>
+      <w:tr>
+        <w:trPr>
+          <w:cantSplit/>
+        </w:trPr>
+        <w:tc>
+          <w:tcPr>
+            <w:tcW w:type="dxa" w:w="860"/>
+            <w:tcBorders>
+              <w:top w:val="single" w:color="C9D0DC" w:sz="4"/>
+              <w:left w:val="single" w:color="C9D0DC" w:sz="4"/>
+              <w:bottom w:val="single" w:color="C9D0DC" w:sz="4"/>
+              <w:right w:val="single" w:color="C9D0DC" w:sz="4"/>
+            </w:tcBorders>
+            <w:tcMar>
+              <w:top w:type="dxa" w:w="70"/>
+              <w:left w:type="dxa" w:w="100"/>
+              <w:bottom w:type="dxa" w:w="70"/>
+              <w:right w:type="dxa" w:w="100"/>
+            </w:tcMar>
+            <w:vAlign w:val="top"/>
+          </w:tcPr>
+          <w:p>
+            <w:pPr>
+              <w:spacing w:after="0" w:before="0" w:line="264"/>
+            </w:pPr>
+            <w:r>
+              <w:rPr>
+                <w:rFonts w:ascii="Arial" w:cs="Arial" w:eastAsia="Arial" w:hAnsi="Arial"/>
+                <w:b/>
+                <w:bCs/>
+                <w:color w:val="5B6477"/>
+                <w:sz w:val="16"/>
+                <w:szCs w:val="16"/>
+              </w:rPr>
+              <w:t xml:space="preserve">AH-FND</w:t>
+            </w:r>
+          </w:p>
+        </w:tc>
+        <w:tc>
+          <w:tcPr>
+            <w:tcW w:type="dxa" w:w="5480"/>
+            <w:tcBorders>
+              <w:top w:val="single" w:color="C9D0DC" w:sz="4"/>
+              <w:left w:val="single" w:color="C9D0DC" w:sz="4"/>
+              <w:bottom w:val="single" w:color="C9D0DC" w:sz="4"/>
+              <w:right w:val="single" w:color="C9D0DC" w:sz="4"/>
+            </w:tcBorders>
+            <w:tcMar>
+              <w:top w:type="dxa" w:w="70"/>
+              <w:left w:type="dxa" w:w="100"/>
+              <w:bottom w:type="dxa" w:w="70"/>
+              <w:right w:type="dxa" w:w="100"/>
+            </w:tcMar>
+            <w:vAlign w:val="top"/>
+          </w:tcPr>
+          <w:p>
+            <w:pPr>
+              <w:spacing w:after="40" w:before="0" w:line="264"/>
+            </w:pPr>
+            <w:r>
+              <w:rPr>
+                <w:rFonts w:ascii="Arial" w:cs="Arial" w:eastAsia="Arial" w:hAnsi="Arial"/>
+                <w:b/>
+                <w:bCs/>
+                <w:sz w:val="20"/>
+                <w:szCs w:val="20"/>
+              </w:rPr>
+              <w:t xml:space="preserve">Set up the two warehouse cash funds and top one up</w:t>
+            </w:r>
+          </w:p>
+          <w:p>
+            <w:pPr>
+              <w:spacing w:after="40" w:before="0" w:line="264"/>
+            </w:pPr>
+            <w:r>
+              <w:rPr>
+                <w:rFonts w:ascii="Arial" w:cs="Arial" w:eastAsia="Arial" w:hAnsi="Arial"/>
+                <w:i/>
+                <w:iCs/>
+                <w:color w:val="5B6477"/>
+                <w:sz w:val="15"/>
+                <w:szCs w:val="15"/>
+              </w:rPr>
+              <w:t xml:space="preserve">Flow F47 · Warehouse cash funds tied to franchise DRs</w:t>
+            </w:r>
+          </w:p>
+          <w:p>
+            <w:pPr>
+              <w:spacing w:after="20" w:before="0" w:line="264"/>
+            </w:pPr>
+            <w:r>
+              <w:rPr>
+                <w:rFonts w:ascii="Arial" w:cs="Arial" w:eastAsia="Arial" w:hAnsi="Arial"/>
+                <w:color w:val="5B6477"/>
+                <w:sz w:val="19"/>
+                <w:szCs w:val="19"/>
+              </w:rPr>
+              <w:t xml:space="preserve">1.  </w:t>
+            </w:r>
+            <w:r>
+              <w:rPr>
+                <w:rFonts w:ascii="Arial" w:cs="Arial" w:eastAsia="Arial" w:hAnsi="Arial"/>
+                <w:sz w:val="19"/>
+                <w:szCs w:val="19"/>
+              </w:rPr>
+              <w:t xml:space="preserve">Cash Fund → Set up or change a cash fund → Warehouse → kind Warehouse – Office → amount → Save; repeat with kind Warehouse – Franchise.</w:t>
+            </w:r>
+          </w:p>
+          <w:p>
+            <w:pPr>
+              <w:spacing w:after="20" w:before="0" w:line="264"/>
+            </w:pPr>
+            <w:r>
+              <w:rPr>
+                <w:rFonts w:ascii="Arial" w:cs="Arial" w:eastAsia="Arial" w:hAnsi="Arial"/>
+                <w:color w:val="5B6477"/>
+                <w:sz w:val="19"/>
+                <w:szCs w:val="19"/>
+              </w:rPr>
+              <w:t xml:space="preserve">2.  </w:t>
+            </w:r>
+            <w:r>
+              <w:rPr>
+                <w:rFonts w:ascii="Arial" w:cs="Arial" w:eastAsia="Arial" w:hAnsi="Arial"/>
+                <w:sz w:val="19"/>
+                <w:szCs w:val="19"/>
+              </w:rPr>
+              <w:t xml:space="preserve">Open the Franchise fund → Top up from an account → choose the bank account and an amount.</w:t>
+            </w:r>
+          </w:p>
+          <w:p>
+            <w:pPr>
+              <w:spacing w:after="0" w:before="60" w:line="264"/>
+            </w:pPr>
+            <w:r>
+              <w:rPr>
+                <w:rFonts w:ascii="Arial" w:cs="Arial" w:eastAsia="Arial" w:hAnsi="Arial"/>
+                <w:b/>
+                <w:bCs/>
+                <w:color w:val="0B1F3A"/>
+                <w:sz w:val="19"/>
+                <w:szCs w:val="19"/>
+              </w:rPr>
+              <w:t xml:space="preserve">You should see: </w:t>
+            </w:r>
+            <w:r>
+              <w:rPr>
+                <w:rFonts w:ascii="Arial" w:cs="Arial" w:eastAsia="Arial" w:hAnsi="Arial"/>
+                <w:sz w:val="19"/>
+                <w:szCs w:val="19"/>
+              </w:rPr>
+              <w:t xml:space="preserve">Two funds exist on the warehouse, each with its own balance. The top-up raises the fund and posts Dr fund / Cr bank.</w:t>
             </w:r>
           </w:p>
         </w:tc>
@@ -7070,7 +7620,7 @@
                 <w:sz w:val="17"/>
                 <w:szCs w:val="17"/>
               </w:rPr>
-              <w:t xml:space="preserve">Passed (of 23)</w:t>
+              <w:t xml:space="preserve">Passed (of 25)</w:t>
             </w:r>
           </w:p>
         </w:tc>
